--- a/workbooks/Stage_4_Sprint_Plan.docx
+++ b/workbooks/Stage_4_Sprint_Plan.docx
@@ -441,7 +441,7 @@
               <w:rPr>
                 <w:sz w:val="17"/>
               </w:rPr>
-              <w:t>Week one</w:t>
+              <w:t>Week one (Wed 26 Aug - Sun 30 Aug)</w:t>
             </w:r>
           </w:p>
         </w:tc>
@@ -463,6 +463,7 @@
               <w:rPr>
                 <w:sz w:val="17"/>
               </w:rPr>
+              <w:t>34.5h actual (per Effort Log Table 3)</w:t>
             </w:r>
           </w:p>
         </w:tc>
@@ -484,6 +485,7 @@
               <w:rPr>
                 <w:sz w:val="17"/>
               </w:rPr>
+              <w:t>Discovery + Requirements + ADRs + local env setup; individual project, single contributor.</w:t>
             </w:r>
           </w:p>
         </w:tc>
@@ -505,6 +507,7 @@
               <w:rPr>
                 <w:sz w:val="17"/>
               </w:rPr>
+              <w:t>None. Full week available.</w:t>
             </w:r>
           </w:p>
         </w:tc>
@@ -529,7 +532,7 @@
               <w:rPr>
                 <w:sz w:val="17"/>
               </w:rPr>
-              <w:t>Week two</w:t>
+              <w:t>Week two (Mon 31 Aug - Sun 6 Sep)</w:t>
             </w:r>
           </w:p>
         </w:tc>
@@ -552,6 +555,7 @@
               <w:rPr>
                 <w:sz w:val="17"/>
               </w:rPr>
+              <w:t>40h planned</w:t>
             </w:r>
           </w:p>
         </w:tc>
@@ -574,6 +578,7 @@
               <w:rPr>
                 <w:sz w:val="17"/>
               </w:rPr>
+              <w:t>Build sprint. No competing commitments. Aim 8h/day Mon-Fri.</w:t>
             </w:r>
           </w:p>
         </w:tc>
@@ -596,6 +601,7 @@
               <w:rPr>
                 <w:sz w:val="17"/>
               </w:rPr>
+              <w:t>None planned.</w:t>
             </w:r>
           </w:p>
         </w:tc>
@@ -619,7 +625,7 @@
               <w:rPr>
                 <w:sz w:val="17"/>
               </w:rPr>
-              <w:t>Week three</w:t>
+              <w:t>Week three (Mon 7 Sep - Sat 13 Sep)</w:t>
             </w:r>
           </w:p>
         </w:tc>
@@ -641,6 +647,7 @@
               <w:rPr>
                 <w:sz w:val="17"/>
               </w:rPr>
+              <w:t>35h planned</w:t>
             </w:r>
           </w:p>
         </w:tc>
@@ -662,6 +669,7 @@
               <w:rPr>
                 <w:sz w:val="17"/>
               </w:rPr>
+              <w:t>Governance + report + video + submission. Submit Sat 13 before 23:59 (time zone open per PRD Open Q4).</w:t>
             </w:r>
           </w:p>
         </w:tc>
@@ -683,6 +691,7 @@
               <w:rPr>
                 <w:sz w:val="17"/>
               </w:rPr>
+              <w:t>Buffer half day Sat 12 for last polish.</w:t>
             </w:r>
           </w:p>
         </w:tc>
@@ -990,7 +999,7 @@
               <w:rPr>
                 <w:sz w:val="15"/>
               </w:rPr>
-              <w:t>Environment and dependency setup</w:t>
+              <w:t>Environment + dependency setup on assessment-class machine</w:t>
             </w:r>
           </w:p>
         </w:tc>
@@ -1012,6 +1021,7 @@
               <w:rPr>
                 <w:sz w:val="15"/>
               </w:rPr>
+              <w:t>3h (Wk1, done)</w:t>
             </w:r>
           </w:p>
         </w:tc>
@@ -1033,6 +1043,7 @@
               <w:rPr>
                 <w:sz w:val="15"/>
               </w:rPr>
+              <w:t>MUST</w:t>
             </w:r>
           </w:p>
         </w:tc>
@@ -1054,7 +1065,7 @@
               <w:rPr>
                 <w:sz w:val="15"/>
               </w:rPr>
-              <w:t>—</w:t>
+              <w:t>-</w:t>
             </w:r>
           </w:p>
         </w:tc>
@@ -1076,6 +1087,7 @@
               <w:rPr>
                 <w:sz w:val="15"/>
               </w:rPr>
+              <w:t>verify_setup PASS; python -m src.index_docs completes; SQLite decision log initialised. See Effort Log Table 3 rows for 30 Aug.</w:t>
             </w:r>
           </w:p>
         </w:tc>
@@ -1123,7 +1135,7 @@
               <w:rPr>
                 <w:sz w:val="15"/>
               </w:rPr>
-              <w:t>Data loading and normalisation</w:t>
+              <w:t>Chroma index build over 29 KB articles (fixed 800/120 per D-04 provisional)</w:t>
             </w:r>
           </w:p>
         </w:tc>
@@ -1146,6 +1158,7 @@
               <w:rPr>
                 <w:sz w:val="15"/>
               </w:rPr>
+              <w:t>1h (Wk1, done)</w:t>
             </w:r>
           </w:p>
         </w:tc>
@@ -1168,6 +1181,7 @@
               <w:rPr>
                 <w:sz w:val="15"/>
               </w:rPr>
+              <w:t>MUST</w:t>
             </w:r>
           </w:p>
         </w:tc>
@@ -1213,6 +1227,7 @@
               <w:rPr>
                 <w:sz w:val="15"/>
               </w:rPr>
+              <w:t>storage/chroma populated; 59 passages indexed. Cites D-04 provisional; final ADR after B-07.</w:t>
             </w:r>
           </w:p>
         </w:tc>
@@ -1258,7 +1273,7 @@
               <w:rPr>
                 <w:sz w:val="15"/>
               </w:rPr>
-              <w:t>Document chunking and embedding</w:t>
+              <w:t>PR-CLASSIFY-01 prompt (intent + urgency + calibrated confidence)</w:t>
             </w:r>
           </w:p>
         </w:tc>
@@ -1280,6 +1295,7 @@
               <w:rPr>
                 <w:sz w:val="15"/>
               </w:rPr>
+              <w:t>2h</w:t>
             </w:r>
           </w:p>
         </w:tc>
@@ -1301,6 +1317,7 @@
               <w:rPr>
                 <w:sz w:val="15"/>
               </w:rPr>
+              <w:t>MUST</w:t>
             </w:r>
           </w:p>
         </w:tc>
@@ -1322,7 +1339,7 @@
               <w:rPr>
                 <w:sz w:val="15"/>
               </w:rPr>
-              <w:t>B-02</w:t>
+              <w:t>-</w:t>
             </w:r>
           </w:p>
         </w:tc>
@@ -1344,6 +1361,7 @@
               <w:rPr>
                 <w:sz w:val="15"/>
               </w:rPr>
+              <w:t>Prompt file in prompts/build/. Frontmatter: FR-04, FR-05. Three test cases (happy, injection, empty body) per capstone-prompt-writer skill. Registered in prompts/README.md.</w:t>
             </w:r>
           </w:p>
         </w:tc>
@@ -1391,7 +1409,7 @@
               <w:rPr>
                 <w:sz w:val="15"/>
               </w:rPr>
-              <w:t>Vector store and retrieval</w:t>
+              <w:t>src/classify.py implementation</w:t>
             </w:r>
           </w:p>
         </w:tc>
@@ -1414,6 +1432,7 @@
               <w:rPr>
                 <w:sz w:val="15"/>
               </w:rPr>
+              <w:t>3h</w:t>
             </w:r>
           </w:p>
         </w:tc>
@@ -1436,6 +1455,7 @@
               <w:rPr>
                 <w:sz w:val="15"/>
               </w:rPr>
+              <w:t>MUST</w:t>
             </w:r>
           </w:p>
         </w:tc>
@@ -1481,6 +1501,7 @@
               <w:rPr>
                 <w:sz w:val="15"/>
               </w:rPr>
+              <w:t>ClassificationResult schema; fallback to unknown on provider failure (FR-05); no exception surfaces. Cites A3, A11. Companion pytest in tests/test_classify.py (happy, adversarial, degraded per capstone-test-writer skill).</w:t>
             </w:r>
           </w:p>
         </w:tc>
@@ -1526,7 +1547,7 @@
               <w:rPr>
                 <w:sz w:val="15"/>
               </w:rPr>
-              <w:t>Evaluation harness</w:t>
+              <w:t>PR-RETRIEVE-01 optional query rewriting for the four low-hit intents</w:t>
             </w:r>
           </w:p>
         </w:tc>
@@ -1548,6 +1569,7 @@
               <w:rPr>
                 <w:sz w:val="15"/>
               </w:rPr>
+              <w:t>2h</w:t>
             </w:r>
           </w:p>
         </w:tc>
@@ -1569,6 +1591,7 @@
               <w:rPr>
                 <w:sz w:val="15"/>
               </w:rPr>
+              <w:t>SHOULD</w:t>
             </w:r>
           </w:p>
         </w:tc>
@@ -1590,7 +1613,7 @@
               <w:rPr>
                 <w:sz w:val="15"/>
               </w:rPr>
-              <w:t>B-02</w:t>
+              <w:t>B-04, B-07</w:t>
             </w:r>
           </w:p>
         </w:tc>
@@ -1612,6 +1635,7 @@
               <w:rPr>
                 <w:sz w:val="15"/>
               </w:rPr>
+              <w:t>Written only if D-02 check confirms dense hit@3 &lt;75% on onboarding/auth_failure/integration/api_key (per Q3 pilot). Otherwise defer. See PRD Open Q2.</w:t>
             </w:r>
           </w:p>
         </w:tc>
@@ -1659,7 +1683,7 @@
               <w:rPr>
                 <w:sz w:val="15"/>
               </w:rPr>
-              <w:t>Intent and urgency classifier</w:t>
+              <w:t>src/retrieve.py implementation</w:t>
             </w:r>
           </w:p>
         </w:tc>
@@ -1682,6 +1706,7 @@
               <w:rPr>
                 <w:sz w:val="15"/>
               </w:rPr>
+              <w:t>3h</w:t>
             </w:r>
           </w:p>
         </w:tc>
@@ -1704,6 +1729,7 @@
               <w:rPr>
                 <w:sz w:val="15"/>
               </w:rPr>
+              <w:t>MUST</w:t>
             </w:r>
           </w:p>
         </w:tc>
@@ -1749,6 +1775,7 @@
               <w:rPr>
                 <w:sz w:val="15"/>
               </w:rPr>
+              <w:t>Passage retrieval with resolvable doc_id + score; empty list on threshold miss (FR-07). Cites A4. Test fixture: query against fixed synthetic no-match returns [].</w:t>
             </w:r>
           </w:p>
         </w:tc>
@@ -1794,7 +1821,7 @@
               <w:rPr>
                 <w:sz w:val="15"/>
               </w:rPr>
-              <w:t>Routing logic and thresholds</w:t>
+              <w:t>D-02 revisit check: measure all-MiniLM-L6-v2 hit@3 vs TF-IDF 93.6% baseline</w:t>
             </w:r>
           </w:p>
         </w:tc>
@@ -1816,6 +1843,7 @@
               <w:rPr>
                 <w:sz w:val="15"/>
               </w:rPr>
+              <w:t>1h</w:t>
             </w:r>
           </w:p>
         </w:tc>
@@ -1837,6 +1865,7 @@
               <w:rPr>
                 <w:sz w:val="15"/>
               </w:rPr>
+              <w:t>MUST</w:t>
             </w:r>
           </w:p>
         </w:tc>
@@ -1858,7 +1887,7 @@
               <w:rPr>
                 <w:sz w:val="15"/>
               </w:rPr>
-              <w:t>B-06</w:t>
+              <w:t>B-02</w:t>
             </w:r>
           </w:p>
         </w:tc>
@@ -1880,6 +1909,7 @@
               <w:rPr>
                 <w:sz w:val="15"/>
               </w:rPr>
+              <w:t>evaluation/d02_retrieval_check.py runs; writes evaluation/results/d02_dense_retrieval.json. Verdict recorded in workbooks/d02_findings.md. Answers PRD Open Q1.</w:t>
             </w:r>
           </w:p>
         </w:tc>
@@ -1927,7 +1957,7 @@
               <w:rPr>
                 <w:sz w:val="15"/>
               </w:rPr>
-              <w:t>Answer generation with citations</w:t>
+              <w:t>D-04 chunking final ADR</w:t>
             </w:r>
           </w:p>
         </w:tc>
@@ -1950,6 +1980,7 @@
               <w:rPr>
                 <w:sz w:val="15"/>
               </w:rPr>
+              <w:t>1h</w:t>
             </w:r>
           </w:p>
         </w:tc>
@@ -1972,6 +2003,7 @@
               <w:rPr>
                 <w:sz w:val="15"/>
               </w:rPr>
+              <w:t>MUST</w:t>
             </w:r>
           </w:p>
         </w:tc>
@@ -1994,7 +2026,7 @@
               <w:rPr>
                 <w:sz w:val="15"/>
               </w:rPr>
-              <w:t>B-04</w:t>
+              <w:t>B-07</w:t>
             </w:r>
           </w:p>
         </w:tc>
@@ -2017,6 +2049,7 @@
               <w:rPr>
                 <w:sz w:val="15"/>
               </w:rPr>
+              <w:t>docs/adr/D-04-chunking.md written after dense-retrieval measurement. Either confirms fixed_800_120 or supersedes with a measured alternative.</w:t>
             </w:r>
           </w:p>
         </w:tc>
@@ -2062,7 +2095,7 @@
               <w:rPr>
                 <w:sz w:val="15"/>
               </w:rPr>
-              <w:t>Guardrails and validation</w:t>
+              <w:t>PR-GENERATE-01 prompt (grounded answer with citations)</w:t>
             </w:r>
           </w:p>
         </w:tc>
@@ -2084,6 +2117,7 @@
               <w:rPr>
                 <w:sz w:val="15"/>
               </w:rPr>
+              <w:t>3h</w:t>
             </w:r>
           </w:p>
         </w:tc>
@@ -2105,6 +2139,7 @@
               <w:rPr>
                 <w:sz w:val="15"/>
               </w:rPr>
+              <w:t>MUST</w:t>
             </w:r>
           </w:p>
         </w:tc>
@@ -2126,7 +2161,7 @@
               <w:rPr>
                 <w:sz w:val="15"/>
               </w:rPr>
-              <w:t>B-08</w:t>
+              <w:t>B-06</w:t>
             </w:r>
           </w:p>
         </w:tc>
@@ -2148,6 +2183,7 @@
               <w:rPr>
                 <w:sz w:val="15"/>
               </w:rPr>
+              <w:t>Prompt returns JSON {answer, citations[], confidence, unknown}. Injection separation via &lt;&lt;TICKET_START&gt;&gt;/&lt;&lt;TICKET_END&gt;&gt;. Cites FR-13, FR-15, A6, A7. Three test cases including injection attempt.</w:t>
             </w:r>
           </w:p>
         </w:tc>
@@ -2195,7 +2231,7 @@
               <w:rPr>
                 <w:sz w:val="15"/>
               </w:rPr>
-              <w:t>Decision logging</w:t>
+              <w:t>PR-GENERATE-02 prompt (I-do-not-know response for empty retrieval)</w:t>
             </w:r>
           </w:p>
         </w:tc>
@@ -2218,6 +2254,7 @@
               <w:rPr>
                 <w:sz w:val="15"/>
               </w:rPr>
+              <w:t>1h</w:t>
             </w:r>
           </w:p>
         </w:tc>
@@ -2240,6 +2277,7 @@
               <w:rPr>
                 <w:sz w:val="15"/>
               </w:rPr>
+              <w:t>MUST</w:t>
             </w:r>
           </w:p>
         </w:tc>
@@ -2262,7 +2300,7 @@
               <w:rPr>
                 <w:sz w:val="15"/>
               </w:rPr>
-              <w:t>B-07</w:t>
+              <w:t>B-06</w:t>
             </w:r>
           </w:p>
         </w:tc>
@@ -2285,6 +2323,7 @@
               <w:rPr>
                 <w:sz w:val="15"/>
               </w:rPr>
+              <w:t>Prompt returns {unknown: true, citations: []}. Cites FR-14, EV-M3 (rather nothing than wrong).</w:t>
             </w:r>
           </w:p>
         </w:tc>
@@ -2330,7 +2369,7 @@
               <w:rPr>
                 <w:sz w:val="15"/>
               </w:rPr>
-              <w:t>First full unattended run over the hidden evaluation set (THE GATE)</w:t>
+              <w:t>src/generate.py + inline Self-RAG groundedness check (D-06 pattern, retry cap 1)</w:t>
             </w:r>
           </w:p>
         </w:tc>
@@ -2352,6 +2391,7 @@
               <w:rPr>
                 <w:sz w:val="15"/>
               </w:rPr>
+              <w:t>5h</w:t>
             </w:r>
           </w:p>
         </w:tc>
@@ -2373,6 +2413,7 @@
               <w:rPr>
                 <w:sz w:val="15"/>
               </w:rPr>
+              <w:t>MUST</w:t>
             </w:r>
           </w:p>
         </w:tc>
@@ -2394,7 +2435,7 @@
               <w:rPr>
                 <w:sz w:val="15"/>
               </w:rPr>
-              <w:t>B-05, B-09</w:t>
+              <w:t>B-09, B-10</w:t>
             </w:r>
           </w:p>
         </w:tc>
@@ -2416,6 +2457,7 @@
               <w:rPr>
                 <w:sz w:val="15"/>
               </w:rPr>
+              <w:t>Generator returns validated JSON; groundedness critic verifies claims against retrieved passages; one retry on unsupported claim. Cites D-06, FR-13/14/17, A6/A7. Determinism preserved at temperature=0.0.</w:t>
             </w:r>
           </w:p>
         </w:tc>
@@ -2463,7 +2505,7 @@
               <w:rPr>
                 <w:sz w:val="15"/>
               </w:rPr>
-              <w:t>Monitoring and dashboards</w:t>
+              <w:t>PR-GUARDRAIL-PII-01 (block emails, keys, phone, account numbers, other customer names)</w:t>
             </w:r>
           </w:p>
         </w:tc>
@@ -2486,6 +2528,7 @@
               <w:rPr>
                 <w:sz w:val="15"/>
               </w:rPr>
+              <w:t>2h</w:t>
             </w:r>
           </w:p>
         </w:tc>
@@ -2508,6 +2551,7 @@
               <w:rPr>
                 <w:sz w:val="15"/>
               </w:rPr>
+              <w:t>MUST</w:t>
             </w:r>
           </w:p>
         </w:tc>
@@ -2530,7 +2574,7 @@
               <w:rPr>
                 <w:sz w:val="15"/>
               </w:rPr>
-              <w:t>B-10</w:t>
+              <w:t>-</w:t>
             </w:r>
           </w:p>
         </w:tc>
@@ -2553,6 +2597,7 @@
               <w:rPr>
                 <w:sz w:val="15"/>
               </w:rPr>
+              <w:t>Prompt evaluates response for PII presence. Cites FR-16, R-02. Test case: crafted response with test@example.com triggers block=true.</w:t>
             </w:r>
           </w:p>
         </w:tc>
@@ -2598,7 +2643,7 @@
               <w:rPr>
                 <w:sz w:val="15"/>
               </w:rPr>
-              <w:t>Continuous integration pipeline</w:t>
+              <w:t>PR-GUARDRAIL-GROUNDING-01 (claim extraction + support verification)</w:t>
             </w:r>
           </w:p>
         </w:tc>
@@ -2620,6 +2665,7 @@
               <w:rPr>
                 <w:sz w:val="15"/>
               </w:rPr>
+              <w:t>3h</w:t>
             </w:r>
           </w:p>
         </w:tc>
@@ -2641,6 +2687,7 @@
               <w:rPr>
                 <w:sz w:val="15"/>
               </w:rPr>
+              <w:t>MUST</w:t>
             </w:r>
           </w:p>
         </w:tc>
@@ -2662,7 +2709,7 @@
               <w:rPr>
                 <w:sz w:val="15"/>
               </w:rPr>
-              <w:t>B-11</w:t>
+              <w:t>B-09</w:t>
             </w:r>
           </w:p>
         </w:tc>
@@ -2684,6 +2731,7 @@
               <w:rPr>
                 <w:sz w:val="15"/>
               </w:rPr>
+              <w:t>Prompt extracts factual claims, checks each against retrieved passages, returns list of unsupported claims. Cites FR-17, R-01.</w:t>
             </w:r>
           </w:p>
         </w:tc>
@@ -2731,7 +2779,7 @@
               <w:rPr>
                 <w:sz w:val="15"/>
               </w:rPr>
-              <w:t>Fairness audit</w:t>
+              <w:t>src/guardrails.py — all five guardrails blocking</w:t>
             </w:r>
           </w:p>
         </w:tc>
@@ -2754,6 +2802,7 @@
               <w:rPr>
                 <w:sz w:val="15"/>
               </w:rPr>
+              <w:t>4h</w:t>
             </w:r>
           </w:p>
         </w:tc>
@@ -2776,6 +2825,7 @@
               <w:rPr>
                 <w:sz w:val="15"/>
               </w:rPr>
+              <w:t>MUST</w:t>
             </w:r>
           </w:p>
         </w:tc>
@@ -2798,7 +2848,7 @@
               <w:rPr>
                 <w:sz w:val="15"/>
               </w:rPr>
-              <w:t>B-11</w:t>
+              <w:t>B-12, B-13</w:t>
             </w:r>
           </w:p>
         </w:tc>
@@ -2821,6 +2871,7 @@
               <w:rPr>
                 <w:sz w:val="15"/>
               </w:rPr>
+              <w:t>PII, grounding, instruction integrity, tone/scope, confidence floor. All blocking, none warning. Cites FR-15-19, A7. Test case per guardrail confirms block=True, blocking=True on triggering input.</w:t>
             </w:r>
           </w:p>
         </w:tc>
@@ -2866,7 +2917,7 @@
               <w:rPr>
                 <w:sz w:val="15"/>
               </w:rPr>
-              <w:t>Report, video and submission package</w:t>
+              <w:t>src/route.py — deterministic routing (auto_respond / escalate / block)</w:t>
             </w:r>
           </w:p>
         </w:tc>
@@ -2888,6 +2939,7 @@
               <w:rPr>
                 <w:sz w:val="15"/>
               </w:rPr>
+              <w:t>3h</w:t>
             </w:r>
           </w:p>
         </w:tc>
@@ -2909,6 +2961,7 @@
               <w:rPr>
                 <w:sz w:val="15"/>
               </w:rPr>
+              <w:t>MUST</w:t>
             </w:r>
           </w:p>
         </w:tc>
@@ -2930,7 +2983,7 @@
               <w:rPr>
                 <w:sz w:val="15"/>
               </w:rPr>
-              <w:t>all</w:t>
+              <w:t>B-04, B-06, B-14</w:t>
             </w:r>
           </w:p>
         </w:tc>
@@ -2952,6 +3005,7 @@
               <w:rPr>
                 <w:sz w:val="15"/>
               </w:rPr>
+              <w:t>Deterministic (FR-09); escalates on must_not_auto_respond or empty retrieval or guardrail block (FR-10); attaches EscalationBundle (FR-11); writes human-readable reason (FR-12). Cites A5.</w:t>
             </w:r>
           </w:p>
         </w:tc>
@@ -2976,6 +3030,7 @@
               <w:rPr>
                 <w:sz w:val="15"/>
               </w:rPr>
+              <w:t>B-16</w:t>
             </w:r>
           </w:p>
         </w:tc>
@@ -2998,6 +3053,7 @@
               <w:rPr>
                 <w:sz w:val="15"/>
               </w:rPr>
+              <w:t>D-05 threshold sweep on validation set</w:t>
             </w:r>
           </w:p>
         </w:tc>
@@ -3020,6 +3076,7 @@
               <w:rPr>
                 <w:sz w:val="15"/>
               </w:rPr>
+              <w:t>2h</w:t>
             </w:r>
           </w:p>
         </w:tc>
@@ -3042,6 +3099,7 @@
               <w:rPr>
                 <w:sz w:val="15"/>
               </w:rPr>
+              <w:t>MUST</w:t>
             </w:r>
           </w:p>
         </w:tc>
@@ -3064,6 +3122,7 @@
               <w:rPr>
                 <w:sz w:val="15"/>
               </w:rPr>
+              <w:t>B-04, B-15</w:t>
             </w:r>
           </w:p>
         </w:tc>
@@ -3086,6 +3145,7 @@
               <w:rPr>
                 <w:sz w:val="15"/>
               </w:rPr>
+              <w:t>Sweep 0.5-0.95 in 0.05 steps; report auto-respond precision and recall per threshold; select value maximising FCR subject to precision &gt;= 0.95. Writes docs/adr/D-05b.md. Answers PRD Open Q on threshold.</w:t>
             </w:r>
           </w:p>
         </w:tc>
@@ -3109,6 +3169,7 @@
               <w:rPr>
                 <w:sz w:val="15"/>
               </w:rPr>
+              <w:t>B-17</w:t>
             </w:r>
           </w:p>
         </w:tc>
@@ -3130,6 +3191,7 @@
               <w:rPr>
                 <w:sz w:val="15"/>
               </w:rPr>
+              <w:t>PR-EVAL-JUDGE-01 (three-dim RAG rubric: context/grounded/answer relevance)</w:t>
             </w:r>
           </w:p>
         </w:tc>
@@ -3151,6 +3213,7 @@
               <w:rPr>
                 <w:sz w:val="15"/>
               </w:rPr>
+              <w:t>3h</w:t>
             </w:r>
           </w:p>
         </w:tc>
@@ -3172,6 +3235,7 @@
               <w:rPr>
                 <w:sz w:val="15"/>
               </w:rPr>
+              <w:t>MUST</w:t>
             </w:r>
           </w:p>
         </w:tc>
@@ -3193,6 +3257,7 @@
               <w:rPr>
                 <w:sz w:val="15"/>
               </w:rPr>
+              <w:t>-</w:t>
             </w:r>
           </w:p>
         </w:tc>
@@ -3214,6 +3279,7 @@
               <w:rPr>
                 <w:sz w:val="15"/>
               </w:rPr>
+              <w:t>Judge prompt with position/verbosity/self-preference bias mitigations per capstone-prompt-writer skill. Judge model must be different family from generator. Cites NFR-01a/b/c.</w:t>
             </w:r>
           </w:p>
         </w:tc>
@@ -3238,6 +3304,7 @@
               <w:rPr>
                 <w:sz w:val="15"/>
               </w:rPr>
+              <w:t>B-18</w:t>
             </w:r>
           </w:p>
         </w:tc>
@@ -3260,6 +3327,7 @@
               <w:rPr>
                 <w:sz w:val="15"/>
               </w:rPr>
+              <w:t>Judge calibration set: 50 hand-scored (ticket, response, passages) triples</w:t>
             </w:r>
           </w:p>
         </w:tc>
@@ -3282,6 +3350,7 @@
               <w:rPr>
                 <w:sz w:val="15"/>
               </w:rPr>
+              <w:t>4h</w:t>
             </w:r>
           </w:p>
         </w:tc>
@@ -3304,6 +3373,7 @@
               <w:rPr>
                 <w:sz w:val="15"/>
               </w:rPr>
+              <w:t>SHOULD</w:t>
             </w:r>
           </w:p>
         </w:tc>
@@ -3326,6 +3396,7 @@
               <w:rPr>
                 <w:sz w:val="15"/>
               </w:rPr>
+              <w:t>B-17</w:t>
             </w:r>
           </w:p>
         </w:tc>
@@ -3348,6 +3419,7 @@
               <w:rPr>
                 <w:sz w:val="15"/>
               </w:rPr>
+              <w:t>tests/fixtures/judge_calibration.json. Spearman &gt;= 0.70 vs judge required to trust NFR-01b measurements. Cites capstone-test-writer skill.</w:t>
             </w:r>
           </w:p>
         </w:tc>
@@ -3371,6 +3443,7 @@
               <w:rPr>
                 <w:sz w:val="15"/>
               </w:rPr>
+              <w:t>B-19</w:t>
             </w:r>
           </w:p>
         </w:tc>
@@ -3392,6 +3465,7 @@
               <w:rPr>
                 <w:sz w:val="15"/>
               </w:rPr>
+              <w:t>evaluation/harness.py — full end-to-end unattended run</w:t>
             </w:r>
           </w:p>
         </w:tc>
@@ -3413,6 +3487,7 @@
               <w:rPr>
                 <w:sz w:val="15"/>
               </w:rPr>
+              <w:t>5h</w:t>
             </w:r>
           </w:p>
         </w:tc>
@@ -3434,6 +3509,7 @@
               <w:rPr>
                 <w:sz w:val="15"/>
               </w:rPr>
+              <w:t>MUST</w:t>
             </w:r>
           </w:p>
         </w:tc>
@@ -3455,6 +3531,7 @@
               <w:rPr>
                 <w:sz w:val="15"/>
               </w:rPr>
+              <w:t>B-04, B-06, B-11, B-14, B-15</w:t>
             </w:r>
           </w:p>
         </w:tc>
@@ -3476,6 +3553,1079 @@
               <w:rPr>
                 <w:sz w:val="15"/>
               </w:rPr>
+              <w:t>python -m evaluation.harness --input &lt;path&gt; --output &lt;dir&gt;. Processes every ticket, produces metrics_report.json + decision log; no manual intervention; single command per A9-A10. Cites FR-21, FR-22.</w:t>
+            </w:r>
+          </w:p>
+        </w:tc>
+      </w:tr>
+      <w:tr>
+        <w:tc>
+          <w:tcPr>
+            <w:tcW w:type="dxa" w:w="792"/>
+            <w:tcBorders>
+              <w:top w:val="single" w:sz="6" w:color="D9D9E0"/>
+              <w:left w:val="single" w:sz="6" w:color="D9D9E0"/>
+              <w:bottom w:val="single" w:sz="6" w:color="D9D9E0"/>
+              <w:right w:val="single" w:sz="6" w:color="D9D9E0"/>
+            </w:tcBorders>
+          </w:tcPr>
+          <w:p>
+            <w:pPr>
+              <w:spacing w:before="50" w:after="50"/>
+            </w:pPr>
+            <w:r>
+              <w:rPr>
+                <w:sz w:val="15"/>
+              </w:rPr>
+              <w:t>B-20</w:t>
+            </w:r>
+          </w:p>
+        </w:tc>
+        <w:tc>
+          <w:tcPr>
+            <w:tcW w:type="dxa" w:w="2880"/>
+            <w:tcBorders>
+              <w:top w:val="single" w:sz="6" w:color="D9D9E0"/>
+              <w:left w:val="single" w:sz="6" w:color="D9D9E0"/>
+              <w:bottom w:val="single" w:sz="6" w:color="D9D9E0"/>
+              <w:right w:val="single" w:sz="6" w:color="D9D9E0"/>
+            </w:tcBorders>
+          </w:tcPr>
+          <w:p>
+            <w:pPr>
+              <w:spacing w:before="50" w:after="50"/>
+            </w:pPr>
+            <w:r>
+              <w:rPr>
+                <w:sz w:val="15"/>
+              </w:rPr>
+              <w:t>pytest for each src component + guardrail block tests + injection tests</w:t>
+            </w:r>
+          </w:p>
+        </w:tc>
+        <w:tc>
+          <w:tcPr>
+            <w:tcW w:type="dxa" w:w="1152"/>
+            <w:tcBorders>
+              <w:top w:val="single" w:sz="6" w:color="D9D9E0"/>
+              <w:left w:val="single" w:sz="6" w:color="D9D9E0"/>
+              <w:bottom w:val="single" w:sz="6" w:color="D9D9E0"/>
+              <w:right w:val="single" w:sz="6" w:color="D9D9E0"/>
+            </w:tcBorders>
+          </w:tcPr>
+          <w:p>
+            <w:pPr>
+              <w:spacing w:before="50" w:after="50"/>
+            </w:pPr>
+            <w:r>
+              <w:rPr>
+                <w:sz w:val="15"/>
+              </w:rPr>
+              <w:t>4h</w:t>
+            </w:r>
+          </w:p>
+        </w:tc>
+        <w:tc>
+          <w:tcPr>
+            <w:tcW w:type="dxa" w:w="1008"/>
+            <w:tcBorders>
+              <w:top w:val="single" w:sz="6" w:color="D9D9E0"/>
+              <w:left w:val="single" w:sz="6" w:color="D9D9E0"/>
+              <w:bottom w:val="single" w:sz="6" w:color="D9D9E0"/>
+              <w:right w:val="single" w:sz="6" w:color="D9D9E0"/>
+            </w:tcBorders>
+          </w:tcPr>
+          <w:p>
+            <w:pPr>
+              <w:spacing w:before="50" w:after="50"/>
+            </w:pPr>
+            <w:r>
+              <w:rPr>
+                <w:sz w:val="15"/>
+              </w:rPr>
+              <w:t>MUST</w:t>
+            </w:r>
+          </w:p>
+        </w:tc>
+        <w:tc>
+          <w:tcPr>
+            <w:tcW w:type="dxa" w:w="1224"/>
+            <w:tcBorders>
+              <w:top w:val="single" w:sz="6" w:color="D9D9E0"/>
+              <w:left w:val="single" w:sz="6" w:color="D9D9E0"/>
+              <w:bottom w:val="single" w:sz="6" w:color="D9D9E0"/>
+              <w:right w:val="single" w:sz="6" w:color="D9D9E0"/>
+            </w:tcBorders>
+          </w:tcPr>
+          <w:p>
+            <w:pPr>
+              <w:spacing w:before="50" w:after="50"/>
+            </w:pPr>
+            <w:r>
+              <w:rPr>
+                <w:sz w:val="15"/>
+              </w:rPr>
+              <w:t>B-04, B-06, B-11, B-14, B-15</w:t>
+            </w:r>
+          </w:p>
+        </w:tc>
+        <w:tc>
+          <w:tcPr>
+            <w:tcW w:type="dxa" w:w="2592"/>
+            <w:tcBorders>
+              <w:top w:val="single" w:sz="6" w:color="D9D9E0"/>
+              <w:left w:val="single" w:sz="6" w:color="D9D9E0"/>
+              <w:bottom w:val="single" w:sz="6" w:color="D9D9E0"/>
+              <w:right w:val="single" w:sz="6" w:color="D9D9E0"/>
+            </w:tcBorders>
+          </w:tcPr>
+          <w:p>
+            <w:pPr>
+              <w:spacing w:before="50" w:after="50"/>
+            </w:pPr>
+            <w:r>
+              <w:rPr>
+                <w:sz w:val="15"/>
+              </w:rPr>
+              <w:t>python -m pytest tests/ -v passes green in CI in under 60s. Cites A12, FR-24, capstone-test-writer skill.</w:t>
+            </w:r>
+          </w:p>
+        </w:tc>
+      </w:tr>
+      <w:tr>
+        <w:tc>
+          <w:tcPr>
+            <w:tcW w:type="dxa" w:w="792"/>
+            <w:tcBorders>
+              <w:top w:val="single" w:sz="6" w:color="D9D9E0"/>
+              <w:left w:val="single" w:sz="6" w:color="D9D9E0"/>
+              <w:bottom w:val="single" w:sz="6" w:color="D9D9E0"/>
+              <w:right w:val="single" w:sz="6" w:color="D9D9E0"/>
+            </w:tcBorders>
+          </w:tcPr>
+          <w:p>
+            <w:pPr>
+              <w:spacing w:before="50" w:after="50"/>
+            </w:pPr>
+            <w:r>
+              <w:rPr>
+                <w:sz w:val="15"/>
+              </w:rPr>
+              <w:t>B-21</w:t>
+            </w:r>
+          </w:p>
+        </w:tc>
+        <w:tc>
+          <w:tcPr>
+            <w:tcW w:type="dxa" w:w="2880"/>
+            <w:tcBorders>
+              <w:top w:val="single" w:sz="6" w:color="D9D9E0"/>
+              <w:left w:val="single" w:sz="6" w:color="D9D9E0"/>
+              <w:bottom w:val="single" w:sz="6" w:color="D9D9E0"/>
+              <w:right w:val="single" w:sz="6" w:color="D9D9E0"/>
+            </w:tcBorders>
+          </w:tcPr>
+          <w:p>
+            <w:pPr>
+              <w:spacing w:before="50" w:after="50"/>
+            </w:pPr>
+            <w:r>
+              <w:rPr>
+                <w:sz w:val="15"/>
+              </w:rPr>
+              <w:t>Full validation set unattended run — Week 2 gate</w:t>
+            </w:r>
+          </w:p>
+        </w:tc>
+        <w:tc>
+          <w:tcPr>
+            <w:tcW w:type="dxa" w:w="1152"/>
+            <w:tcBorders>
+              <w:top w:val="single" w:sz="6" w:color="D9D9E0"/>
+              <w:left w:val="single" w:sz="6" w:color="D9D9E0"/>
+              <w:bottom w:val="single" w:sz="6" w:color="D9D9E0"/>
+              <w:right w:val="single" w:sz="6" w:color="D9D9E0"/>
+            </w:tcBorders>
+          </w:tcPr>
+          <w:p>
+            <w:pPr>
+              <w:spacing w:before="50" w:after="50"/>
+            </w:pPr>
+            <w:r>
+              <w:rPr>
+                <w:sz w:val="15"/>
+              </w:rPr>
+              <w:t>2h + waiting</w:t>
+            </w:r>
+          </w:p>
+        </w:tc>
+        <w:tc>
+          <w:tcPr>
+            <w:tcW w:type="dxa" w:w="1008"/>
+            <w:tcBorders>
+              <w:top w:val="single" w:sz="6" w:color="D9D9E0"/>
+              <w:left w:val="single" w:sz="6" w:color="D9D9E0"/>
+              <w:bottom w:val="single" w:sz="6" w:color="D9D9E0"/>
+              <w:right w:val="single" w:sz="6" w:color="D9D9E0"/>
+            </w:tcBorders>
+          </w:tcPr>
+          <w:p>
+            <w:pPr>
+              <w:spacing w:before="50" w:after="50"/>
+            </w:pPr>
+            <w:r>
+              <w:rPr>
+                <w:sz w:val="15"/>
+              </w:rPr>
+              <w:t>MUST</w:t>
+            </w:r>
+          </w:p>
+        </w:tc>
+        <w:tc>
+          <w:tcPr>
+            <w:tcW w:type="dxa" w:w="1224"/>
+            <w:tcBorders>
+              <w:top w:val="single" w:sz="6" w:color="D9D9E0"/>
+              <w:left w:val="single" w:sz="6" w:color="D9D9E0"/>
+              <w:bottom w:val="single" w:sz="6" w:color="D9D9E0"/>
+              <w:right w:val="single" w:sz="6" w:color="D9D9E0"/>
+            </w:tcBorders>
+          </w:tcPr>
+          <w:p>
+            <w:pPr>
+              <w:spacing w:before="50" w:after="50"/>
+            </w:pPr>
+            <w:r>
+              <w:rPr>
+                <w:sz w:val="15"/>
+              </w:rPr>
+              <w:t>B-19, B-20</w:t>
+            </w:r>
+          </w:p>
+        </w:tc>
+        <w:tc>
+          <w:tcPr>
+            <w:tcW w:type="dxa" w:w="2592"/>
+            <w:tcBorders>
+              <w:top w:val="single" w:sz="6" w:color="D9D9E0"/>
+              <w:left w:val="single" w:sz="6" w:color="D9D9E0"/>
+              <w:bottom w:val="single" w:sz="6" w:color="D9D9E0"/>
+              <w:right w:val="single" w:sz="6" w:color="D9D9E0"/>
+            </w:tcBorders>
+          </w:tcPr>
+          <w:p>
+            <w:pPr>
+              <w:spacing w:before="50" w:after="50"/>
+            </w:pPr>
+            <w:r>
+              <w:rPr>
+                <w:sz w:val="15"/>
+              </w:rPr>
+              <w:t>80-ticket unattended run completes; metrics report present; decision log reconciles; no crashes. This is A9. Must clear by end of Week 2 per Build Spec section 5.</w:t>
+            </w:r>
+          </w:p>
+        </w:tc>
+      </w:tr>
+      <w:tr>
+        <w:tc>
+          <w:tcPr>
+            <w:tcW w:type="dxa" w:w="792"/>
+            <w:tcBorders>
+              <w:top w:val="single" w:sz="6" w:color="D9D9E0"/>
+              <w:left w:val="single" w:sz="6" w:color="D9D9E0"/>
+              <w:bottom w:val="single" w:sz="6" w:color="D9D9E0"/>
+              <w:right w:val="single" w:sz="6" w:color="D9D9E0"/>
+            </w:tcBorders>
+          </w:tcPr>
+          <w:p>
+            <w:pPr>
+              <w:spacing w:before="50" w:after="50"/>
+            </w:pPr>
+            <w:r>
+              <w:rPr>
+                <w:sz w:val="15"/>
+              </w:rPr>
+              <w:t>B-22</w:t>
+            </w:r>
+          </w:p>
+        </w:tc>
+        <w:tc>
+          <w:tcPr>
+            <w:tcW w:type="dxa" w:w="2880"/>
+            <w:tcBorders>
+              <w:top w:val="single" w:sz="6" w:color="D9D9E0"/>
+              <w:left w:val="single" w:sz="6" w:color="D9D9E0"/>
+              <w:bottom w:val="single" w:sz="6" w:color="D9D9E0"/>
+              <w:right w:val="single" w:sz="6" w:color="D9D9E0"/>
+            </w:tcBorders>
+          </w:tcPr>
+          <w:p>
+            <w:pPr>
+              <w:spacing w:before="50" w:after="50"/>
+            </w:pPr>
+            <w:r>
+              <w:rPr>
+                <w:sz w:val="15"/>
+              </w:rPr>
+              <w:t>PRD revision (Stage 5, compulsory)</w:t>
+            </w:r>
+          </w:p>
+        </w:tc>
+        <w:tc>
+          <w:tcPr>
+            <w:tcW w:type="dxa" w:w="1152"/>
+            <w:tcBorders>
+              <w:top w:val="single" w:sz="6" w:color="D9D9E0"/>
+              <w:left w:val="single" w:sz="6" w:color="D9D9E0"/>
+              <w:bottom w:val="single" w:sz="6" w:color="D9D9E0"/>
+              <w:right w:val="single" w:sz="6" w:color="D9D9E0"/>
+            </w:tcBorders>
+          </w:tcPr>
+          <w:p>
+            <w:pPr>
+              <w:spacing w:before="50" w:after="50"/>
+            </w:pPr>
+            <w:r>
+              <w:rPr>
+                <w:sz w:val="15"/>
+              </w:rPr>
+              <w:t>3h</w:t>
+            </w:r>
+          </w:p>
+        </w:tc>
+        <w:tc>
+          <w:tcPr>
+            <w:tcW w:type="dxa" w:w="1008"/>
+            <w:tcBorders>
+              <w:top w:val="single" w:sz="6" w:color="D9D9E0"/>
+              <w:left w:val="single" w:sz="6" w:color="D9D9E0"/>
+              <w:bottom w:val="single" w:sz="6" w:color="D9D9E0"/>
+              <w:right w:val="single" w:sz="6" w:color="D9D9E0"/>
+            </w:tcBorders>
+          </w:tcPr>
+          <w:p>
+            <w:pPr>
+              <w:spacing w:before="50" w:after="50"/>
+            </w:pPr>
+            <w:r>
+              <w:rPr>
+                <w:sz w:val="15"/>
+              </w:rPr>
+              <w:t>MUST</w:t>
+            </w:r>
+          </w:p>
+        </w:tc>
+        <w:tc>
+          <w:tcPr>
+            <w:tcW w:type="dxa" w:w="1224"/>
+            <w:tcBorders>
+              <w:top w:val="single" w:sz="6" w:color="D9D9E0"/>
+              <w:left w:val="single" w:sz="6" w:color="D9D9E0"/>
+              <w:bottom w:val="single" w:sz="6" w:color="D9D9E0"/>
+              <w:right w:val="single" w:sz="6" w:color="D9D9E0"/>
+            </w:tcBorders>
+          </w:tcPr>
+          <w:p>
+            <w:pPr>
+              <w:spacing w:before="50" w:after="50"/>
+            </w:pPr>
+            <w:r>
+              <w:rPr>
+                <w:sz w:val="15"/>
+              </w:rPr>
+              <w:t>B-21</w:t>
+            </w:r>
+          </w:p>
+        </w:tc>
+        <w:tc>
+          <w:tcPr>
+            <w:tcW w:type="dxa" w:w="2592"/>
+            <w:tcBorders>
+              <w:top w:val="single" w:sz="6" w:color="D9D9E0"/>
+              <w:left w:val="single" w:sz="6" w:color="D9D9E0"/>
+              <w:bottom w:val="single" w:sz="6" w:color="D9D9E0"/>
+              <w:right w:val="single" w:sz="6" w:color="D9D9E0"/>
+            </w:tcBorders>
+          </w:tcPr>
+          <w:p>
+            <w:pPr>
+              <w:spacing w:before="50" w:after="50"/>
+            </w:pPr>
+            <w:r>
+              <w:rPr>
+                <w:sz w:val="15"/>
+              </w:rPr>
+              <w:t>workbooks/Stage_5_PRD_Revision_Log.docx populated with what v1 got wrong, what changed, why. Requirements audit re-runs (traceability_audit.py) PASS.</w:t>
+            </w:r>
+          </w:p>
+        </w:tc>
+      </w:tr>
+      <w:tr>
+        <w:tc>
+          <w:tcPr>
+            <w:tcW w:type="dxa" w:w="792"/>
+            <w:tcBorders>
+              <w:top w:val="single" w:sz="6" w:color="D9D9E0"/>
+              <w:left w:val="single" w:sz="6" w:color="D9D9E0"/>
+              <w:bottom w:val="single" w:sz="6" w:color="D9D9E0"/>
+              <w:right w:val="single" w:sz="6" w:color="D9D9E0"/>
+            </w:tcBorders>
+          </w:tcPr>
+          <w:p>
+            <w:pPr>
+              <w:spacing w:before="50" w:after="50"/>
+            </w:pPr>
+            <w:r>
+              <w:rPr>
+                <w:sz w:val="15"/>
+              </w:rPr>
+              <w:t>B-23</w:t>
+            </w:r>
+          </w:p>
+        </w:tc>
+        <w:tc>
+          <w:tcPr>
+            <w:tcW w:type="dxa" w:w="2880"/>
+            <w:tcBorders>
+              <w:top w:val="single" w:sz="6" w:color="D9D9E0"/>
+              <w:left w:val="single" w:sz="6" w:color="D9D9E0"/>
+              <w:bottom w:val="single" w:sz="6" w:color="D9D9E0"/>
+              <w:right w:val="single" w:sz="6" w:color="D9D9E0"/>
+            </w:tcBorders>
+          </w:tcPr>
+          <w:p>
+            <w:pPr>
+              <w:spacing w:before="50" w:after="50"/>
+            </w:pPr>
+            <w:r>
+              <w:rPr>
+                <w:sz w:val="15"/>
+              </w:rPr>
+              <w:t>Governance framework fill: risk register full, fairness audit, incident procedure, kill switch</w:t>
+            </w:r>
+          </w:p>
+        </w:tc>
+        <w:tc>
+          <w:tcPr>
+            <w:tcW w:type="dxa" w:w="1152"/>
+            <w:tcBorders>
+              <w:top w:val="single" w:sz="6" w:color="D9D9E0"/>
+              <w:left w:val="single" w:sz="6" w:color="D9D9E0"/>
+              <w:bottom w:val="single" w:sz="6" w:color="D9D9E0"/>
+              <w:right w:val="single" w:sz="6" w:color="D9D9E0"/>
+            </w:tcBorders>
+          </w:tcPr>
+          <w:p>
+            <w:pPr>
+              <w:spacing w:before="50" w:after="50"/>
+            </w:pPr>
+            <w:r>
+              <w:rPr>
+                <w:sz w:val="15"/>
+              </w:rPr>
+              <w:t>5h</w:t>
+            </w:r>
+          </w:p>
+        </w:tc>
+        <w:tc>
+          <w:tcPr>
+            <w:tcW w:type="dxa" w:w="1008"/>
+            <w:tcBorders>
+              <w:top w:val="single" w:sz="6" w:color="D9D9E0"/>
+              <w:left w:val="single" w:sz="6" w:color="D9D9E0"/>
+              <w:bottom w:val="single" w:sz="6" w:color="D9D9E0"/>
+              <w:right w:val="single" w:sz="6" w:color="D9D9E0"/>
+            </w:tcBorders>
+          </w:tcPr>
+          <w:p>
+            <w:pPr>
+              <w:spacing w:before="50" w:after="50"/>
+            </w:pPr>
+            <w:r>
+              <w:rPr>
+                <w:sz w:val="15"/>
+              </w:rPr>
+              <w:t>MUST</w:t>
+            </w:r>
+          </w:p>
+        </w:tc>
+        <w:tc>
+          <w:tcPr>
+            <w:tcW w:type="dxa" w:w="1224"/>
+            <w:tcBorders>
+              <w:top w:val="single" w:sz="6" w:color="D9D9E0"/>
+              <w:left w:val="single" w:sz="6" w:color="D9D9E0"/>
+              <w:bottom w:val="single" w:sz="6" w:color="D9D9E0"/>
+              <w:right w:val="single" w:sz="6" w:color="D9D9E0"/>
+            </w:tcBorders>
+          </w:tcPr>
+          <w:p>
+            <w:pPr>
+              <w:spacing w:before="50" w:after="50"/>
+            </w:pPr>
+            <w:r>
+              <w:rPr>
+                <w:sz w:val="15"/>
+              </w:rPr>
+              <w:t>B-21</w:t>
+            </w:r>
+          </w:p>
+        </w:tc>
+        <w:tc>
+          <w:tcPr>
+            <w:tcW w:type="dxa" w:w="2592"/>
+            <w:tcBorders>
+              <w:top w:val="single" w:sz="6" w:color="D9D9E0"/>
+              <w:left w:val="single" w:sz="6" w:color="D9D9E0"/>
+              <w:bottom w:val="single" w:sz="6" w:color="D9D9E0"/>
+              <w:right w:val="single" w:sz="6" w:color="D9D9E0"/>
+            </w:tcBorders>
+          </w:tcPr>
+          <w:p>
+            <w:pPr>
+              <w:spacing w:before="50" w:after="50"/>
+            </w:pPr>
+            <w:r>
+              <w:rPr>
+                <w:sz w:val="15"/>
+              </w:rPr>
+              <w:t>workbooks/Governance_Framework.docx populated per pack template. Cites NFR-05 (fairness), EV-M5 (compliance).</w:t>
+            </w:r>
+          </w:p>
+        </w:tc>
+      </w:tr>
+      <w:tr>
+        <w:tc>
+          <w:tcPr>
+            <w:tcW w:type="dxa" w:w="792"/>
+            <w:tcBorders>
+              <w:top w:val="single" w:sz="6" w:color="D9D9E0"/>
+              <w:left w:val="single" w:sz="6" w:color="D9D9E0"/>
+              <w:bottom w:val="single" w:sz="6" w:color="D9D9E0"/>
+              <w:right w:val="single" w:sz="6" w:color="D9D9E0"/>
+            </w:tcBorders>
+          </w:tcPr>
+          <w:p>
+            <w:pPr>
+              <w:spacing w:before="50" w:after="50"/>
+            </w:pPr>
+            <w:r>
+              <w:rPr>
+                <w:sz w:val="15"/>
+              </w:rPr>
+              <w:t>B-24</w:t>
+            </w:r>
+          </w:p>
+        </w:tc>
+        <w:tc>
+          <w:tcPr>
+            <w:tcW w:type="dxa" w:w="2880"/>
+            <w:tcBorders>
+              <w:top w:val="single" w:sz="6" w:color="D9D9E0"/>
+              <w:left w:val="single" w:sz="6" w:color="D9D9E0"/>
+              <w:bottom w:val="single" w:sz="6" w:color="D9D9E0"/>
+              <w:right w:val="single" w:sz="6" w:color="D9D9E0"/>
+            </w:tcBorders>
+          </w:tcPr>
+          <w:p>
+            <w:pPr>
+              <w:spacing w:before="50" w:after="50"/>
+            </w:pPr>
+            <w:r>
+              <w:rPr>
+                <w:sz w:val="15"/>
+              </w:rPr>
+              <w:t>Fairness audit segment analysis over validation set results</w:t>
+            </w:r>
+          </w:p>
+        </w:tc>
+        <w:tc>
+          <w:tcPr>
+            <w:tcW w:type="dxa" w:w="1152"/>
+            <w:tcBorders>
+              <w:top w:val="single" w:sz="6" w:color="D9D9E0"/>
+              <w:left w:val="single" w:sz="6" w:color="D9D9E0"/>
+              <w:bottom w:val="single" w:sz="6" w:color="D9D9E0"/>
+              <w:right w:val="single" w:sz="6" w:color="D9D9E0"/>
+            </w:tcBorders>
+          </w:tcPr>
+          <w:p>
+            <w:pPr>
+              <w:spacing w:before="50" w:after="50"/>
+            </w:pPr>
+            <w:r>
+              <w:rPr>
+                <w:sz w:val="15"/>
+              </w:rPr>
+              <w:t>2h</w:t>
+            </w:r>
+          </w:p>
+        </w:tc>
+        <w:tc>
+          <w:tcPr>
+            <w:tcW w:type="dxa" w:w="1008"/>
+            <w:tcBorders>
+              <w:top w:val="single" w:sz="6" w:color="D9D9E0"/>
+              <w:left w:val="single" w:sz="6" w:color="D9D9E0"/>
+              <w:bottom w:val="single" w:sz="6" w:color="D9D9E0"/>
+              <w:right w:val="single" w:sz="6" w:color="D9D9E0"/>
+            </w:tcBorders>
+          </w:tcPr>
+          <w:p>
+            <w:pPr>
+              <w:spacing w:before="50" w:after="50"/>
+            </w:pPr>
+            <w:r>
+              <w:rPr>
+                <w:sz w:val="15"/>
+              </w:rPr>
+              <w:t>MUST</w:t>
+            </w:r>
+          </w:p>
+        </w:tc>
+        <w:tc>
+          <w:tcPr>
+            <w:tcW w:type="dxa" w:w="1224"/>
+            <w:tcBorders>
+              <w:top w:val="single" w:sz="6" w:color="D9D9E0"/>
+              <w:left w:val="single" w:sz="6" w:color="D9D9E0"/>
+              <w:bottom w:val="single" w:sz="6" w:color="D9D9E0"/>
+              <w:right w:val="single" w:sz="6" w:color="D9D9E0"/>
+            </w:tcBorders>
+          </w:tcPr>
+          <w:p>
+            <w:pPr>
+              <w:spacing w:before="50" w:after="50"/>
+            </w:pPr>
+            <w:r>
+              <w:rPr>
+                <w:sz w:val="15"/>
+              </w:rPr>
+              <w:t>B-21</w:t>
+            </w:r>
+          </w:p>
+        </w:tc>
+        <w:tc>
+          <w:tcPr>
+            <w:tcW w:type="dxa" w:w="2592"/>
+            <w:tcBorders>
+              <w:top w:val="single" w:sz="6" w:color="D9D9E0"/>
+              <w:left w:val="single" w:sz="6" w:color="D9D9E0"/>
+              <w:bottom w:val="single" w:sz="6" w:color="D9D9E0"/>
+              <w:right w:val="single" w:sz="6" w:color="D9D9E0"/>
+            </w:tcBorders>
+          </w:tcPr>
+          <w:p>
+            <w:pPr>
+              <w:spacing w:before="50" w:after="50"/>
+            </w:pPr>
+            <w:r>
+              <w:rPr>
+                <w:sz w:val="15"/>
+              </w:rPr>
+              <w:t>Segment rubric-scored quality by language_fluency, customer_tier, customer_region, channel. Assert no segment &gt;15pp below best (NFR-05).</w:t>
+            </w:r>
+          </w:p>
+        </w:tc>
+      </w:tr>
+      <w:tr>
+        <w:tc>
+          <w:tcPr>
+            <w:tcW w:type="dxa" w:w="792"/>
+            <w:tcBorders>
+              <w:top w:val="single" w:sz="6" w:color="D9D9E0"/>
+              <w:left w:val="single" w:sz="6" w:color="D9D9E0"/>
+              <w:bottom w:val="single" w:sz="6" w:color="D9D9E0"/>
+              <w:right w:val="single" w:sz="6" w:color="D9D9E0"/>
+            </w:tcBorders>
+          </w:tcPr>
+          <w:p>
+            <w:pPr>
+              <w:spacing w:before="50" w:after="50"/>
+            </w:pPr>
+            <w:r>
+              <w:rPr>
+                <w:sz w:val="15"/>
+              </w:rPr>
+              <w:t>B-25</w:t>
+            </w:r>
+          </w:p>
+        </w:tc>
+        <w:tc>
+          <w:tcPr>
+            <w:tcW w:type="dxa" w:w="2880"/>
+            <w:tcBorders>
+              <w:top w:val="single" w:sz="6" w:color="D9D9E0"/>
+              <w:left w:val="single" w:sz="6" w:color="D9D9E0"/>
+              <w:bottom w:val="single" w:sz="6" w:color="D9D9E0"/>
+              <w:right w:val="single" w:sz="6" w:color="D9D9E0"/>
+            </w:tcBorders>
+          </w:tcPr>
+          <w:p>
+            <w:pPr>
+              <w:spacing w:before="50" w:after="50"/>
+            </w:pPr>
+            <w:r>
+              <w:rPr>
+                <w:sz w:val="15"/>
+              </w:rPr>
+              <w:t>Report writing (Stage 6 submission part 2)</w:t>
+            </w:r>
+          </w:p>
+        </w:tc>
+        <w:tc>
+          <w:tcPr>
+            <w:tcW w:type="dxa" w:w="1152"/>
+            <w:tcBorders>
+              <w:top w:val="single" w:sz="6" w:color="D9D9E0"/>
+              <w:left w:val="single" w:sz="6" w:color="D9D9E0"/>
+              <w:bottom w:val="single" w:sz="6" w:color="D9D9E0"/>
+              <w:right w:val="single" w:sz="6" w:color="D9D9E0"/>
+            </w:tcBorders>
+          </w:tcPr>
+          <w:p>
+            <w:pPr>
+              <w:spacing w:before="50" w:after="50"/>
+            </w:pPr>
+            <w:r>
+              <w:rPr>
+                <w:sz w:val="15"/>
+              </w:rPr>
+              <w:t>8h</w:t>
+            </w:r>
+          </w:p>
+        </w:tc>
+        <w:tc>
+          <w:tcPr>
+            <w:tcW w:type="dxa" w:w="1008"/>
+            <w:tcBorders>
+              <w:top w:val="single" w:sz="6" w:color="D9D9E0"/>
+              <w:left w:val="single" w:sz="6" w:color="D9D9E0"/>
+              <w:bottom w:val="single" w:sz="6" w:color="D9D9E0"/>
+              <w:right w:val="single" w:sz="6" w:color="D9D9E0"/>
+            </w:tcBorders>
+          </w:tcPr>
+          <w:p>
+            <w:pPr>
+              <w:spacing w:before="50" w:after="50"/>
+            </w:pPr>
+            <w:r>
+              <w:rPr>
+                <w:sz w:val="15"/>
+              </w:rPr>
+              <w:t>MUST</w:t>
+            </w:r>
+          </w:p>
+        </w:tc>
+        <w:tc>
+          <w:tcPr>
+            <w:tcW w:type="dxa" w:w="1224"/>
+            <w:tcBorders>
+              <w:top w:val="single" w:sz="6" w:color="D9D9E0"/>
+              <w:left w:val="single" w:sz="6" w:color="D9D9E0"/>
+              <w:bottom w:val="single" w:sz="6" w:color="D9D9E0"/>
+              <w:right w:val="single" w:sz="6" w:color="D9D9E0"/>
+            </w:tcBorders>
+          </w:tcPr>
+          <w:p>
+            <w:pPr>
+              <w:spacing w:before="50" w:after="50"/>
+            </w:pPr>
+            <w:r>
+              <w:rPr>
+                <w:sz w:val="15"/>
+              </w:rPr>
+              <w:t>B-21, B-22, B-23</w:t>
+            </w:r>
+          </w:p>
+        </w:tc>
+        <w:tc>
+          <w:tcPr>
+            <w:tcW w:type="dxa" w:w="2592"/>
+            <w:tcBorders>
+              <w:top w:val="single" w:sz="6" w:color="D9D9E0"/>
+              <w:left w:val="single" w:sz="6" w:color="D9D9E0"/>
+              <w:bottom w:val="single" w:sz="6" w:color="D9D9E0"/>
+              <w:right w:val="single" w:sz="6" w:color="D9D9E0"/>
+            </w:tcBorders>
+          </w:tcPr>
+          <w:p>
+            <w:pPr>
+              <w:spacing w:before="50" w:after="50"/>
+            </w:pPr>
+            <w:r>
+              <w:rPr>
+                <w:sz w:val="15"/>
+              </w:rPr>
+              <w:t>20-30 page PDF per Submission Guide section order: executive summary through conclusions plus appendices. Ai-tool declaration included.</w:t>
+            </w:r>
+          </w:p>
+        </w:tc>
+      </w:tr>
+      <w:tr>
+        <w:tc>
+          <w:tcPr>
+            <w:tcW w:type="dxa" w:w="792"/>
+            <w:tcBorders>
+              <w:top w:val="single" w:sz="6" w:color="D9D9E0"/>
+              <w:left w:val="single" w:sz="6" w:color="D9D9E0"/>
+              <w:bottom w:val="single" w:sz="6" w:color="D9D9E0"/>
+              <w:right w:val="single" w:sz="6" w:color="D9D9E0"/>
+            </w:tcBorders>
+          </w:tcPr>
+          <w:p>
+            <w:pPr>
+              <w:spacing w:before="50" w:after="50"/>
+            </w:pPr>
+            <w:r>
+              <w:rPr>
+                <w:sz w:val="15"/>
+              </w:rPr>
+              <w:t>B-26</w:t>
+            </w:r>
+          </w:p>
+        </w:tc>
+        <w:tc>
+          <w:tcPr>
+            <w:tcW w:type="dxa" w:w="2880"/>
+            <w:tcBorders>
+              <w:top w:val="single" w:sz="6" w:color="D9D9E0"/>
+              <w:left w:val="single" w:sz="6" w:color="D9D9E0"/>
+              <w:bottom w:val="single" w:sz="6" w:color="D9D9E0"/>
+              <w:right w:val="single" w:sz="6" w:color="D9D9E0"/>
+            </w:tcBorders>
+          </w:tcPr>
+          <w:p>
+            <w:pPr>
+              <w:spacing w:before="50" w:after="50"/>
+            </w:pPr>
+            <w:r>
+              <w:rPr>
+                <w:sz w:val="15"/>
+              </w:rPr>
+              <w:t>Video recording v1 (rehearsal) + v2 (final)</w:t>
+            </w:r>
+          </w:p>
+        </w:tc>
+        <w:tc>
+          <w:tcPr>
+            <w:tcW w:type="dxa" w:w="1152"/>
+            <w:tcBorders>
+              <w:top w:val="single" w:sz="6" w:color="D9D9E0"/>
+              <w:left w:val="single" w:sz="6" w:color="D9D9E0"/>
+              <w:bottom w:val="single" w:sz="6" w:color="D9D9E0"/>
+              <w:right w:val="single" w:sz="6" w:color="D9D9E0"/>
+            </w:tcBorders>
+          </w:tcPr>
+          <w:p>
+            <w:pPr>
+              <w:spacing w:before="50" w:after="50"/>
+            </w:pPr>
+            <w:r>
+              <w:rPr>
+                <w:sz w:val="15"/>
+              </w:rPr>
+              <w:t>6h</w:t>
+            </w:r>
+          </w:p>
+        </w:tc>
+        <w:tc>
+          <w:tcPr>
+            <w:tcW w:type="dxa" w:w="1008"/>
+            <w:tcBorders>
+              <w:top w:val="single" w:sz="6" w:color="D9D9E0"/>
+              <w:left w:val="single" w:sz="6" w:color="D9D9E0"/>
+              <w:bottom w:val="single" w:sz="6" w:color="D9D9E0"/>
+              <w:right w:val="single" w:sz="6" w:color="D9D9E0"/>
+            </w:tcBorders>
+          </w:tcPr>
+          <w:p>
+            <w:pPr>
+              <w:spacing w:before="50" w:after="50"/>
+            </w:pPr>
+            <w:r>
+              <w:rPr>
+                <w:sz w:val="15"/>
+              </w:rPr>
+              <w:t>MUST</w:t>
+            </w:r>
+          </w:p>
+        </w:tc>
+        <w:tc>
+          <w:tcPr>
+            <w:tcW w:type="dxa" w:w="1224"/>
+            <w:tcBorders>
+              <w:top w:val="single" w:sz="6" w:color="D9D9E0"/>
+              <w:left w:val="single" w:sz="6" w:color="D9D9E0"/>
+              <w:bottom w:val="single" w:sz="6" w:color="D9D9E0"/>
+              <w:right w:val="single" w:sz="6" w:color="D9D9E0"/>
+            </w:tcBorders>
+          </w:tcPr>
+          <w:p>
+            <w:pPr>
+              <w:spacing w:before="50" w:after="50"/>
+            </w:pPr>
+            <w:r>
+              <w:rPr>
+                <w:sz w:val="15"/>
+              </w:rPr>
+              <w:t>B-21, B-25</w:t>
+            </w:r>
+          </w:p>
+        </w:tc>
+        <w:tc>
+          <w:tcPr>
+            <w:tcW w:type="dxa" w:w="2592"/>
+            <w:tcBorders>
+              <w:top w:val="single" w:sz="6" w:color="D9D9E0"/>
+              <w:left w:val="single" w:sz="6" w:color="D9D9E0"/>
+              <w:bottom w:val="single" w:sz="6" w:color="D9D9E0"/>
+              <w:right w:val="single" w:sz="6" w:color="D9D9E0"/>
+            </w:tcBorders>
+          </w:tcPr>
+          <w:p>
+            <w:pPr>
+              <w:spacing w:before="50" w:after="50"/>
+            </w:pPr>
+            <w:r>
+              <w:rPr>
+                <w:sz w:val="15"/>
+              </w:rPr>
+              <w:t>20-minute recording covering: problem, discovery findings, system, live demonstration (success + escalation + guardrail block + gate run evidence), numbers, governance, next steps. MP4 1080p+.</w:t>
+            </w:r>
+          </w:p>
+        </w:tc>
+      </w:tr>
+      <w:tr>
+        <w:tc>
+          <w:tcPr>
+            <w:tcW w:type="dxa" w:w="792"/>
+            <w:tcBorders>
+              <w:top w:val="single" w:sz="6" w:color="D9D9E0"/>
+              <w:left w:val="single" w:sz="6" w:color="D9D9E0"/>
+              <w:bottom w:val="single" w:sz="6" w:color="D9D9E0"/>
+              <w:right w:val="single" w:sz="6" w:color="D9D9E0"/>
+            </w:tcBorders>
+          </w:tcPr>
+          <w:p>
+            <w:pPr>
+              <w:spacing w:before="50" w:after="50"/>
+            </w:pPr>
+            <w:r>
+              <w:rPr>
+                <w:sz w:val="15"/>
+              </w:rPr>
+              <w:t>B-27</w:t>
+            </w:r>
+          </w:p>
+        </w:tc>
+        <w:tc>
+          <w:tcPr>
+            <w:tcW w:type="dxa" w:w="2880"/>
+            <w:tcBorders>
+              <w:top w:val="single" w:sz="6" w:color="D9D9E0"/>
+              <w:left w:val="single" w:sz="6" w:color="D9D9E0"/>
+              <w:bottom w:val="single" w:sz="6" w:color="D9D9E0"/>
+              <w:right w:val="single" w:sz="6" w:color="D9D9E0"/>
+            </w:tcBorders>
+          </w:tcPr>
+          <w:p>
+            <w:pPr>
+              <w:spacing w:before="50" w:after="50"/>
+            </w:pPr>
+            <w:r>
+              <w:rPr>
+                <w:sz w:val="15"/>
+              </w:rPr>
+              <w:t>Submission packaging + final checklist</w:t>
+            </w:r>
+          </w:p>
+        </w:tc>
+        <w:tc>
+          <w:tcPr>
+            <w:tcW w:type="dxa" w:w="1152"/>
+            <w:tcBorders>
+              <w:top w:val="single" w:sz="6" w:color="D9D9E0"/>
+              <w:left w:val="single" w:sz="6" w:color="D9D9E0"/>
+              <w:bottom w:val="single" w:sz="6" w:color="D9D9E0"/>
+              <w:right w:val="single" w:sz="6" w:color="D9D9E0"/>
+            </w:tcBorders>
+          </w:tcPr>
+          <w:p>
+            <w:pPr>
+              <w:spacing w:before="50" w:after="50"/>
+            </w:pPr>
+            <w:r>
+              <w:rPr>
+                <w:sz w:val="15"/>
+              </w:rPr>
+              <w:t>2h</w:t>
+            </w:r>
+          </w:p>
+        </w:tc>
+        <w:tc>
+          <w:tcPr>
+            <w:tcW w:type="dxa" w:w="1008"/>
+            <w:tcBorders>
+              <w:top w:val="single" w:sz="6" w:color="D9D9E0"/>
+              <w:left w:val="single" w:sz="6" w:color="D9D9E0"/>
+              <w:bottom w:val="single" w:sz="6" w:color="D9D9E0"/>
+              <w:right w:val="single" w:sz="6" w:color="D9D9E0"/>
+            </w:tcBorders>
+          </w:tcPr>
+          <w:p>
+            <w:pPr>
+              <w:spacing w:before="50" w:after="50"/>
+            </w:pPr>
+            <w:r>
+              <w:rPr>
+                <w:sz w:val="15"/>
+              </w:rPr>
+              <w:t>MUST</w:t>
+            </w:r>
+          </w:p>
+        </w:tc>
+        <w:tc>
+          <w:tcPr>
+            <w:tcW w:type="dxa" w:w="1224"/>
+            <w:tcBorders>
+              <w:top w:val="single" w:sz="6" w:color="D9D9E0"/>
+              <w:left w:val="single" w:sz="6" w:color="D9D9E0"/>
+              <w:bottom w:val="single" w:sz="6" w:color="D9D9E0"/>
+              <w:right w:val="single" w:sz="6" w:color="D9D9E0"/>
+            </w:tcBorders>
+          </w:tcPr>
+          <w:p>
+            <w:pPr>
+              <w:spacing w:before="50" w:after="50"/>
+            </w:pPr>
+            <w:r>
+              <w:rPr>
+                <w:sz w:val="15"/>
+              </w:rPr>
+              <w:t>B-25, B-26</w:t>
+            </w:r>
+          </w:p>
+        </w:tc>
+        <w:tc>
+          <w:tcPr>
+            <w:tcW w:type="dxa" w:w="2592"/>
+            <w:tcBorders>
+              <w:top w:val="single" w:sz="6" w:color="D9D9E0"/>
+              <w:left w:val="single" w:sz="6" w:color="D9D9E0"/>
+              <w:bottom w:val="single" w:sz="6" w:color="D9D9E0"/>
+              <w:right w:val="single" w:sz="6" w:color="D9D9E0"/>
+            </w:tcBorders>
+          </w:tcPr>
+          <w:p>
+            <w:pPr>
+              <w:spacing w:before="50" w:after="50"/>
+            </w:pPr>
+            <w:r>
+              <w:rPr>
+                <w:sz w:val="15"/>
+              </w:rPr>
+              <w:t>FirstnameLastname_Capstone_Submission.zip with four folders (Video/Report/Workbooks/Source_Code). Uploaded before 13 Sep 23:59 (time zone: assumption; open Q4 in PRD).</w:t>
             </w:r>
           </w:p>
         </w:tc>
@@ -3649,7 +4799,7 @@
               <w:rPr>
                 <w:sz w:val="17"/>
               </w:rPr>
-              <w:t>Monday</w:t>
+              <w:t>Monday 31 Aug</w:t>
             </w:r>
           </w:p>
         </w:tc>
@@ -3671,6 +4821,7 @@
               <w:rPr>
                 <w:sz w:val="17"/>
               </w:rPr>
+              <w:t>Sprint plan finalised. Git push + CI green (blocking today). B-07 D-02 check run and findings written. B-03 PR-CLASSIFY-01 drafted with three test cases.</w:t>
             </w:r>
           </w:p>
         </w:tc>
@@ -3692,6 +4843,7 @@
               <w:rPr>
                 <w:sz w:val="17"/>
               </w:rPr>
+              <w:t>8h</w:t>
             </w:r>
           </w:p>
         </w:tc>
@@ -3713,6 +4865,7 @@
               <w:rPr>
                 <w:sz w:val="17"/>
               </w:rPr>
+              <w:t>Git push auth may take longer than 1h if new PAT setup goes wrong; if so, deprioritise B-03 to Tue AM.</w:t>
             </w:r>
           </w:p>
         </w:tc>
@@ -3737,7 +4890,7 @@
               <w:rPr>
                 <w:sz w:val="17"/>
               </w:rPr>
-              <w:t>Tuesday</w:t>
+              <w:t>Tuesday 1 Sep</w:t>
             </w:r>
           </w:p>
         </w:tc>
@@ -3760,6 +4913,7 @@
               <w:rPr>
                 <w:sz w:val="17"/>
               </w:rPr>
+              <w:t>B-04 src/classify.py complete + pytest green. B-05 decision made (query rewrite in or out based on B-07). B-06 src/retrieve.py complete + pytest green.</w:t>
             </w:r>
           </w:p>
         </w:tc>
@@ -3782,6 +4936,7 @@
               <w:rPr>
                 <w:sz w:val="17"/>
               </w:rPr>
+              <w:t>8h</w:t>
             </w:r>
           </w:p>
         </w:tc>
@@ -3804,6 +4959,7 @@
               <w:rPr>
                 <w:sz w:val="17"/>
               </w:rPr>
+              <w:t>If dense hit@3 (B-07) came in below TF-IDF, D-02 supersession ADR eats time from B-05.</w:t>
             </w:r>
           </w:p>
         </w:tc>
@@ -3827,7 +4983,7 @@
               <w:rPr>
                 <w:sz w:val="17"/>
               </w:rPr>
-              <w:t>Wednesday</w:t>
+              <w:t>Wednesday 2 Sep</w:t>
             </w:r>
           </w:p>
         </w:tc>
@@ -3849,6 +5005,7 @@
               <w:rPr>
                 <w:sz w:val="17"/>
               </w:rPr>
+              <w:t>B-09 PR-GENERATE-01 drafted with injection test. B-10 PR-GENERATE-02 drafted. B-11 src/generate.py + Self-RAG groundedness inline (part 1).</w:t>
             </w:r>
           </w:p>
         </w:tc>
@@ -3870,6 +5027,7 @@
               <w:rPr>
                 <w:sz w:val="17"/>
               </w:rPr>
+              <w:t>8h</w:t>
             </w:r>
           </w:p>
         </w:tc>
@@ -3891,6 +5049,7 @@
               <w:rPr>
                 <w:sz w:val="17"/>
               </w:rPr>
+              <w:t>Self-RAG retry loop debugging can spike; hard cap at 1 retry per D-06.</w:t>
             </w:r>
           </w:p>
         </w:tc>
@@ -3915,7 +5074,7 @@
               <w:rPr>
                 <w:sz w:val="17"/>
               </w:rPr>
-              <w:t>Thursday</w:t>
+              <w:t>Thursday 3 Sep</w:t>
             </w:r>
           </w:p>
         </w:tc>
@@ -3938,6 +5097,7 @@
               <w:rPr>
                 <w:sz w:val="17"/>
               </w:rPr>
+              <w:t>B-11 generate finished + tests. B-12 PII guardrail prompt + fixture. B-13 grounding guardrail prompt. B-14 src/guardrails.py all five blocking.</w:t>
             </w:r>
           </w:p>
         </w:tc>
@@ -3960,6 +5120,7 @@
               <w:rPr>
                 <w:sz w:val="17"/>
               </w:rPr>
+              <w:t>8h</w:t>
             </w:r>
           </w:p>
         </w:tc>
@@ -3982,6 +5143,7 @@
               <w:rPr>
                 <w:sz w:val="17"/>
               </w:rPr>
+              <w:t>Grounding guardrail's claim-extraction is the newest work; may need iteration.</w:t>
             </w:r>
           </w:p>
         </w:tc>
@@ -4005,7 +5167,7 @@
               <w:rPr>
                 <w:sz w:val="17"/>
               </w:rPr>
-              <w:t>Friday</w:t>
+              <w:t>Friday 4 Sep</w:t>
             </w:r>
           </w:p>
         </w:tc>
@@ -4027,6 +5189,7 @@
               <w:rPr>
                 <w:sz w:val="17"/>
               </w:rPr>
+              <w:t>B-15 src/route.py + tests. B-16 D-05 threshold sweep run + ADR. B-19 evaluation/harness.py end-to-end. B-21 first full validation unattended run — GATE.</w:t>
             </w:r>
           </w:p>
         </w:tc>
@@ -4048,6 +5211,7 @@
               <w:rPr>
                 <w:sz w:val="17"/>
               </w:rPr>
+              <w:t>8h</w:t>
             </w:r>
           </w:p>
         </w:tc>
@@ -4069,6 +5233,7 @@
               <w:rPr>
                 <w:sz w:val="17"/>
               </w:rPr>
+              <w:t>This is the pack's Week 2 gate. If harness crashes mid-run, cut scope per Section 5 rather than defer gate to Week 3.</w:t>
             </w:r>
           </w:p>
         </w:tc>
@@ -4237,7 +5402,7 @@
               <w:rPr>
                 <w:sz w:val="17"/>
               </w:rPr>
-              <w:t>Monday</w:t>
+              <w:t>Monday 7 Sep</w:t>
             </w:r>
           </w:p>
         </w:tc>
@@ -4259,6 +5424,7 @@
               <w:rPr>
                 <w:sz w:val="17"/>
               </w:rPr>
+              <w:t>B-17 PR-EVAL-JUDGE-01 written. B-18 judge calibration set (50 hand-scored triples). Fix any issue exposed by B-21 gate run.</w:t>
             </w:r>
           </w:p>
         </w:tc>
@@ -4280,6 +5446,7 @@
               <w:rPr>
                 <w:sz w:val="17"/>
               </w:rPr>
+              <w:t>8h</w:t>
             </w:r>
           </w:p>
         </w:tc>
@@ -4301,6 +5468,7 @@
               <w:rPr>
                 <w:sz w:val="17"/>
               </w:rPr>
+              <w:t>Judge calibration is 50 samples to hand-score; may spill into Tue if fatigue slows scoring.</w:t>
             </w:r>
           </w:p>
         </w:tc>
@@ -4325,7 +5493,7 @@
               <w:rPr>
                 <w:sz w:val="17"/>
               </w:rPr>
-              <w:t>Tuesday</w:t>
+              <w:t>Tuesday 8 Sep</w:t>
             </w:r>
           </w:p>
         </w:tc>
@@ -4348,6 +5516,7 @@
               <w:rPr>
                 <w:sz w:val="17"/>
               </w:rPr>
+              <w:t>B-22 PRD revision (Stage 5) drafted. B-23 governance framework populated part 1 (risk register full, incident procedure, kill switch).</w:t>
             </w:r>
           </w:p>
         </w:tc>
@@ -4370,6 +5539,7 @@
               <w:rPr>
                 <w:sz w:val="17"/>
               </w:rPr>
+              <w:t>6h</w:t>
             </w:r>
           </w:p>
         </w:tc>
@@ -4392,6 +5562,7 @@
               <w:rPr>
                 <w:sz w:val="17"/>
               </w:rPr>
+              <w:t>Governance is the largest single Week 3 item; wants a full working session.</w:t>
             </w:r>
           </w:p>
         </w:tc>
@@ -4415,7 +5586,7 @@
               <w:rPr>
                 <w:sz w:val="17"/>
               </w:rPr>
-              <w:t>Wednesday</w:t>
+              <w:t>Wednesday 9 Sep</w:t>
             </w:r>
           </w:p>
         </w:tc>
@@ -4437,6 +5608,7 @@
               <w:rPr>
                 <w:sz w:val="17"/>
               </w:rPr>
+              <w:t>B-23 completed. B-24 fairness audit run + tabled. B-25 report writing sections 1-4 (Executive summary, problem, discovery, requirements).</w:t>
             </w:r>
           </w:p>
         </w:tc>
@@ -4458,6 +5630,7 @@
               <w:rPr>
                 <w:sz w:val="17"/>
               </w:rPr>
+              <w:t>7h</w:t>
             </w:r>
           </w:p>
         </w:tc>
@@ -4479,6 +5652,7 @@
               <w:rPr>
                 <w:sz w:val="17"/>
               </w:rPr>
+              <w:t>None.</w:t>
             </w:r>
           </w:p>
         </w:tc>
@@ -4503,7 +5677,7 @@
               <w:rPr>
                 <w:sz w:val="17"/>
               </w:rPr>
-              <w:t>Thursday</w:t>
+              <w:t>Thursday 10 Sep</w:t>
             </w:r>
           </w:p>
         </w:tc>
@@ -4526,6 +5700,7 @@
               <w:rPr>
                 <w:sz w:val="17"/>
               </w:rPr>
+              <w:t>B-25 report sections 5-10 (architecture, implementation, evaluation, governance, revision, conclusions) drafted. B-26 video v1 rehearsal recorded.</w:t>
             </w:r>
           </w:p>
         </w:tc>
@@ -4548,6 +5723,7 @@
               <w:rPr>
                 <w:sz w:val="17"/>
               </w:rPr>
+              <w:t>6h</w:t>
             </w:r>
           </w:p>
         </w:tc>
@@ -4570,6 +5746,7 @@
               <w:rPr>
                 <w:sz w:val="17"/>
               </w:rPr>
+              <w:t>First video take always overruns per pack guidance; treat v1 as diagnostic not deliverable.</w:t>
             </w:r>
           </w:p>
         </w:tc>
@@ -4593,7 +5770,7 @@
               <w:rPr>
                 <w:sz w:val="17"/>
               </w:rPr>
-              <w:t>Friday</w:t>
+              <w:t>Friday 11 Sep</w:t>
             </w:r>
           </w:p>
         </w:tc>
@@ -4615,7 +5792,7 @@
               <w:rPr>
                 <w:sz w:val="17"/>
               </w:rPr>
-              <w:t>Final presentation and submission</w:t>
+              <w:t>B-26 video v2 recorded and edited. B-27 submission packaging: rename archive, run pack's final checklist, dry-run clean-checkout install.</w:t>
             </w:r>
           </w:p>
         </w:tc>
@@ -4637,6 +5814,7 @@
               <w:rPr>
                 <w:sz w:val="17"/>
               </w:rPr>
+              <w:t>5h</w:t>
             </w:r>
           </w:p>
         </w:tc>
@@ -4658,6 +5836,7 @@
               <w:rPr>
                 <w:sz w:val="17"/>
               </w:rPr>
+              <w:t>Save Sat 12 as buffer for anything found in the final checklist.</w:t>
             </w:r>
           </w:p>
         </w:tc>
@@ -4838,6 +6017,7 @@
               <w:rPr>
                 <w:sz w:val="16"/>
               </w:rPr>
+              <w:t>B-05 PR-RETRIEVE-01 query rewriting for the four low-hit intents</w:t>
             </w:r>
           </w:p>
         </w:tc>
@@ -4881,6 +6061,7 @@
               <w:rPr>
                 <w:sz w:val="16"/>
               </w:rPr>
+              <w:t>The four intents (onboarding, auth_failure, integration_help, api_key_issue) are 4-5% of volume combined. Losing 5-15pp on their hit@3 costs less than 1pp on overall FCR. TF-IDF baseline of 93.6% is well above the NFR-01a floor of 90%.</w:t>
             </w:r>
           </w:p>
         </w:tc>
@@ -4902,6 +6083,7 @@
               <w:rPr>
                 <w:sz w:val="16"/>
               </w:rPr>
+              <w:t>Retrieval quality on the four low-hit intents is a known limitation and left for future work. The overall NFR-01a target is met by the base retriever.</w:t>
             </w:r>
           </w:p>
         </w:tc>
@@ -4926,6 +6108,7 @@
               <w:rPr>
                 <w:sz w:val="16"/>
               </w:rPr>
+              <w:t>B-18 judge calibration set at full 50 samples</w:t>
             </w:r>
           </w:p>
         </w:tc>
@@ -4971,6 +6154,7 @@
               <w:rPr>
                 <w:sz w:val="16"/>
               </w:rPr>
+              <w:t>Judge would still run at 20-30 samples but Spearman confidence widens. NFR-01b measurement error rises but the mechanism still works.</w:t>
             </w:r>
           </w:p>
         </w:tc>
@@ -4993,6 +6177,7 @@
               <w:rPr>
                 <w:sz w:val="16"/>
               </w:rPr>
+              <w:t>Judge calibration set is 20 samples rather than 50; agreement metric reported with wider confidence interval; scoping decision documented in Stage 5 revision log.</w:t>
             </w:r>
           </w:p>
         </w:tc>
@@ -5016,6 +6201,7 @@
               <w:rPr>
                 <w:sz w:val="16"/>
               </w:rPr>
+              <w:t>B-24 fairness audit at full 3-dimensional segmentation</w:t>
             </w:r>
           </w:p>
         </w:tc>
@@ -5059,6 +6245,7 @@
               <w:rPr>
                 <w:sz w:val="16"/>
               </w:rPr>
+              <w:t>Reduce from language_fluency x tier x region to language_fluency and tier only. Governance requirement still met; region segment covered only in aggregate.</w:t>
             </w:r>
           </w:p>
         </w:tc>
@@ -5080,6 +6267,7 @@
               <w:rPr>
                 <w:sz w:val="16"/>
               </w:rPr>
+              <w:t>Fairness audit covers the two segments the discovery evidence flagged most strongly (Sofia on fluency, Ravi on tier). Region-level segmentation is documented as future work.</w:t>
             </w:r>
           </w:p>
         </w:tc>
@@ -5104,6 +6292,7 @@
               <w:rPr>
                 <w:sz w:val="16"/>
               </w:rPr>
+              <w:t>Custom monitoring dashboards (Grafana)</w:t>
             </w:r>
           </w:p>
         </w:tc>
@@ -5126,6 +6315,7 @@
               <w:rPr>
                 <w:sz w:val="16"/>
               </w:rPr>
+              <w:t>4th to go</w:t>
             </w:r>
           </w:p>
         </w:tc>
@@ -5148,6 +6338,7 @@
               <w:rPr>
                 <w:sz w:val="16"/>
               </w:rPr>
+              <w:t>Bare Prometheus /metrics endpoint satisfies A10; a Grafana dashboard is polish. Video demonstration uses metrics_report.json directly.</w:t>
             </w:r>
           </w:p>
         </w:tc>
@@ -5170,6 +6361,7 @@
               <w:rPr>
                 <w:sz w:val="16"/>
               </w:rPr>
+              <w:t>Prometheus /metrics is exposed; a Grafana dashboard would sit on top and is a Week-4 candidate.</w:t>
             </w:r>
           </w:p>
         </w:tc>
@@ -5193,6 +6385,7 @@
               <w:rPr>
                 <w:sz w:val="16"/>
               </w:rPr>
+              <w:t>Video v2 (second take)</w:t>
             </w:r>
           </w:p>
         </w:tc>
@@ -5214,6 +6407,7 @@
               <w:rPr>
                 <w:sz w:val="16"/>
               </w:rPr>
+              <w:t>5th to go</w:t>
             </w:r>
           </w:p>
         </w:tc>
@@ -5235,6 +6429,7 @@
               <w:rPr>
                 <w:sz w:val="16"/>
               </w:rPr>
+              <w:t>Only cut if the day 10 v1 came out usable. Pack guidance is to record twice; skipping v2 costs some polish but preserves the gate.</w:t>
             </w:r>
           </w:p>
         </w:tc>
@@ -5256,6 +6451,7 @@
               <w:rPr>
                 <w:sz w:val="16"/>
               </w:rPr>
+              <w:t>Video is the single take; note that a second take would have tightened pacing.</w:t>
             </w:r>
           </w:p>
         </w:tc>
@@ -5436,6 +6632,7 @@
               <w:rPr>
                 <w:sz w:val="16"/>
               </w:rPr>
+              <w:t>2026-08-31 (Mon)</w:t>
             </w:r>
           </w:p>
         </w:tc>
@@ -5457,6 +6654,7 @@
               <w:rPr>
                 <w:sz w:val="16"/>
               </w:rPr>
+              <w:t>(fill Tue AM)</w:t>
             </w:r>
           </w:p>
         </w:tc>
@@ -5478,6 +6676,7 @@
               <w:rPr>
                 <w:sz w:val="16"/>
               </w:rPr>
+              <w:t>Sprint finalised; git push; D-02 check; PR-CLASSIFY-01.</w:t>
             </w:r>
           </w:p>
         </w:tc>
@@ -5523,6 +6722,7 @@
               <w:rPr>
                 <w:sz w:val="16"/>
               </w:rPr>
+              <w:t>2026-09-01 (Tue)</w:t>
             </w:r>
           </w:p>
         </w:tc>
@@ -5612,6 +6812,7 @@
               <w:rPr>
                 <w:sz w:val="16"/>
               </w:rPr>
+              <w:t>2026-09-02 (Wed)</w:t>
             </w:r>
           </w:p>
         </w:tc>
@@ -5699,6 +6900,7 @@
               <w:rPr>
                 <w:sz w:val="16"/>
               </w:rPr>
+              <w:t>2026-09-03 (Thu)</w:t>
             </w:r>
           </w:p>
         </w:tc>
@@ -5788,6 +6990,7 @@
               <w:rPr>
                 <w:sz w:val="16"/>
               </w:rPr>
+              <w:t>2026-09-04 (Fri)</w:t>
             </w:r>
           </w:p>
         </w:tc>
@@ -5875,6 +7078,7 @@
               <w:rPr>
                 <w:sz w:val="16"/>
               </w:rPr>
+              <w:t>2026-09-07 (Mon)</w:t>
             </w:r>
           </w:p>
         </w:tc>
@@ -5964,6 +7168,7 @@
               <w:rPr>
                 <w:sz w:val="16"/>
               </w:rPr>
+              <w:t>2026-09-08 (Tue)</w:t>
             </w:r>
           </w:p>
         </w:tc>
@@ -6051,6 +7256,7 @@
               <w:rPr>
                 <w:sz w:val="16"/>
               </w:rPr>
+              <w:t>2026-09-09 (Wed)</w:t>
             </w:r>
           </w:p>
         </w:tc>
@@ -6140,6 +7346,94 @@
               <w:rPr>
                 <w:sz w:val="16"/>
               </w:rPr>
+              <w:t>2026-09-10 (Thu)</w:t>
+            </w:r>
+          </w:p>
+        </w:tc>
+        <w:tc>
+          <w:tcPr>
+            <w:tcW w:type="dxa" w:w="3168"/>
+            <w:tcBorders>
+              <w:top w:val="single" w:sz="6" w:color="D9D9E0"/>
+              <w:left w:val="single" w:sz="6" w:color="D9D9E0"/>
+              <w:bottom w:val="single" w:sz="6" w:color="D9D9E0"/>
+              <w:right w:val="single" w:sz="6" w:color="D9D9E0"/>
+            </w:tcBorders>
+          </w:tcPr>
+          <w:p>
+            <w:pPr>
+              <w:spacing w:before="50" w:after="50"/>
+            </w:pPr>
+            <w:r>
+              <w:rPr>
+                <w:sz w:val="16"/>
+              </w:rPr>
+            </w:r>
+          </w:p>
+        </w:tc>
+        <w:tc>
+          <w:tcPr>
+            <w:tcW w:type="dxa" w:w="3168"/>
+            <w:tcBorders>
+              <w:top w:val="single" w:sz="6" w:color="D9D9E0"/>
+              <w:left w:val="single" w:sz="6" w:color="D9D9E0"/>
+              <w:bottom w:val="single" w:sz="6" w:color="D9D9E0"/>
+              <w:right w:val="single" w:sz="6" w:color="D9D9E0"/>
+            </w:tcBorders>
+          </w:tcPr>
+          <w:p>
+            <w:pPr>
+              <w:spacing w:before="50" w:after="50"/>
+            </w:pPr>
+            <w:r>
+              <w:rPr>
+                <w:sz w:val="16"/>
+              </w:rPr>
+            </w:r>
+          </w:p>
+        </w:tc>
+        <w:tc>
+          <w:tcPr>
+            <w:tcW w:type="dxa" w:w="2016"/>
+            <w:tcBorders>
+              <w:top w:val="single" w:sz="6" w:color="D9D9E0"/>
+              <w:left w:val="single" w:sz="6" w:color="D9D9E0"/>
+              <w:bottom w:val="single" w:sz="6" w:color="D9D9E0"/>
+              <w:right w:val="single" w:sz="6" w:color="D9D9E0"/>
+            </w:tcBorders>
+          </w:tcPr>
+          <w:p>
+            <w:pPr>
+              <w:spacing w:before="50" w:after="50"/>
+            </w:pPr>
+            <w:r>
+              <w:rPr>
+                <w:sz w:val="16"/>
+              </w:rPr>
+            </w:r>
+          </w:p>
+        </w:tc>
+      </w:tr>
+      <w:tr>
+        <w:tc>
+          <w:tcPr>
+            <w:tcW w:type="dxa" w:w="1296"/>
+            <w:tcBorders>
+              <w:top w:val="single" w:sz="6" w:color="D9D9E0"/>
+              <w:left w:val="single" w:sz="6" w:color="D9D9E0"/>
+              <w:bottom w:val="single" w:sz="6" w:color="D9D9E0"/>
+              <w:right w:val="single" w:sz="6" w:color="D9D9E0"/>
+            </w:tcBorders>
+          </w:tcPr>
+          <w:p>
+            <w:pPr>
+              <w:spacing w:before="50" w:after="50"/>
+            </w:pPr>
+            <w:r>
+              <w:rPr>
+                <w:sz w:val="16"/>
+              </w:rPr>
+              <w:t>2026-09-11 (Fri)</w:t>
             </w:r>
           </w:p>
         </w:tc>

--- a/workbooks/Stage_4_Sprint_Plan.docx
+++ b/workbooks/Stage_4_Sprint_Plan.docx
@@ -1591,7 +1591,7 @@
               <w:rPr>
                 <w:sz w:val="15"/>
               </w:rPr>
-              <w:t>SHOULD</w:t>
+              <w:t>SHOULD (CUT 2026-09-02 — B-30 removed the underlying gap)</w:t>
             </w:r>
           </w:p>
         </w:tc>
@@ -1635,7 +1635,7 @@
               <w:rPr>
                 <w:sz w:val="15"/>
               </w:rPr>
-              <w:t>Written only if D-02 check confirms dense hit@3 &lt;75% on onboarding/auth_failure/integration/api_key (per Q3 pilot). Otherwise defer. See PRD Open Q2.</w:t>
+              <w:t>CUT 2026-09-02. Was scoped for onboarding after B-07 showed hit@3 = 0.600 on that intent. After B-30 (title-prepending) onboarding hit@3 = 0.900 — no query rewriting needed. 2h saved. See workbooks/b30_findings.md.</w:t>
             </w:r>
           </w:p>
         </w:tc>
@@ -4630,6 +4630,408 @@
           </w:p>
         </w:tc>
       </w:tr>
+      <w:tr>
+        <w:tc>
+          <w:tcPr>
+            <w:tcW w:type="dxa" w:w="792"/>
+            <w:tcBorders>
+              <w:top w:val="single" w:sz="6" w:color="D9D9E0"/>
+              <w:left w:val="single" w:sz="6" w:color="D9D9E0"/>
+              <w:bottom w:val="single" w:sz="6" w:color="D9D9E0"/>
+              <w:right w:val="single" w:sz="6" w:color="D9D9E0"/>
+            </w:tcBorders>
+          </w:tcPr>
+          <w:p>
+            <w:pPr>
+              <w:spacing w:before="50" w:after="50"/>
+            </w:pPr>
+            <w:r>
+              <w:rPr>
+                <w:sz w:val="15"/>
+              </w:rPr>
+              <w:t>B-28</w:t>
+            </w:r>
+          </w:p>
+        </w:tc>
+        <w:tc>
+          <w:tcPr>
+            <w:tcW w:type="dxa" w:w="2880"/>
+            <w:tcBorders>
+              <w:top w:val="single" w:sz="6" w:color="D9D9E0"/>
+              <w:left w:val="single" w:sz="6" w:color="D9D9E0"/>
+              <w:bottom w:val="single" w:sz="6" w:color="D9D9E0"/>
+              <w:right w:val="single" w:sz="6" w:color="D9D9E0"/>
+            </w:tcBorders>
+          </w:tcPr>
+          <w:p>
+            <w:pPr>
+              <w:spacing w:before="50" w:after="50"/>
+            </w:pPr>
+            <w:r>
+              <w:rPr>
+                <w:sz w:val="15"/>
+              </w:rPr>
+              <w:t>src/ingest.py implementation (FR-01 four-channel normalisation; FR-02 empty subject/body handling; FR-03 original_body/body split with cleaned text and warnings list). Discovered missing 2026-08-31 during B-04 — plan v1 skipped ingest as a numbered item. This is the correction.</w:t>
+            </w:r>
+          </w:p>
+        </w:tc>
+        <w:tc>
+          <w:tcPr>
+            <w:tcW w:type="dxa" w:w="1152"/>
+            <w:tcBorders>
+              <w:top w:val="single" w:sz="6" w:color="D9D9E0"/>
+              <w:left w:val="single" w:sz="6" w:color="D9D9E0"/>
+              <w:bottom w:val="single" w:sz="6" w:color="D9D9E0"/>
+              <w:right w:val="single" w:sz="6" w:color="D9D9E0"/>
+            </w:tcBorders>
+          </w:tcPr>
+          <w:p>
+            <w:pPr>
+              <w:spacing w:before="50" w:after="50"/>
+            </w:pPr>
+            <w:r>
+              <w:rPr>
+                <w:sz w:val="15"/>
+              </w:rPr>
+              <w:t>1.5h</w:t>
+            </w:r>
+          </w:p>
+        </w:tc>
+        <w:tc>
+          <w:tcPr>
+            <w:tcW w:type="dxa" w:w="1008"/>
+            <w:tcBorders>
+              <w:top w:val="single" w:sz="6" w:color="D9D9E0"/>
+              <w:left w:val="single" w:sz="6" w:color="D9D9E0"/>
+              <w:bottom w:val="single" w:sz="6" w:color="D9D9E0"/>
+              <w:right w:val="single" w:sz="6" w:color="D9D9E0"/>
+            </w:tcBorders>
+          </w:tcPr>
+          <w:p>
+            <w:pPr>
+              <w:spacing w:before="50" w:after="50"/>
+            </w:pPr>
+            <w:r>
+              <w:rPr>
+                <w:sz w:val="15"/>
+              </w:rPr>
+              <w:t>MUST</w:t>
+            </w:r>
+          </w:p>
+        </w:tc>
+        <w:tc>
+          <w:tcPr>
+            <w:tcW w:type="dxa" w:w="1224"/>
+            <w:tcBorders>
+              <w:top w:val="single" w:sz="6" w:color="D9D9E0"/>
+              <w:left w:val="single" w:sz="6" w:color="D9D9E0"/>
+              <w:bottom w:val="single" w:sz="6" w:color="D9D9E0"/>
+              <w:right w:val="single" w:sz="6" w:color="D9D9E0"/>
+            </w:tcBorders>
+          </w:tcPr>
+          <w:p>
+            <w:pPr>
+              <w:spacing w:before="50" w:after="50"/>
+            </w:pPr>
+            <w:r>
+              <w:rPr>
+                <w:sz w:val="15"/>
+              </w:rPr>
+              <w:t>-</w:t>
+            </w:r>
+          </w:p>
+        </w:tc>
+        <w:tc>
+          <w:tcPr>
+            <w:tcW w:type="dxa" w:w="2592"/>
+            <w:tcBorders>
+              <w:top w:val="single" w:sz="6" w:color="D9D9E0"/>
+              <w:left w:val="single" w:sz="6" w:color="D9D9E0"/>
+              <w:bottom w:val="single" w:sz="6" w:color="D9D9E0"/>
+              <w:right w:val="single" w:sz="6" w:color="D9D9E0"/>
+            </w:tcBorders>
+          </w:tcPr>
+          <w:p>
+            <w:pPr>
+              <w:spacing w:before="50" w:after="50"/>
+            </w:pPr>
+            <w:r>
+              <w:rPr>
+                <w:sz w:val="15"/>
+              </w:rPr>
+              <w:t>src/ingest.py implements normalise_any(raw: dict) -&gt; Ticket dispatching by channel; four per-channel normalisers; empty subject/body populate Ticket.warnings without raising; original_body preserved. Unit tests cover each channel, empty subject, empty body, unusual chars, and the FR-01 requirement to preserve customer segment fields on the Ticket for downstream router use.</w:t>
+            </w:r>
+          </w:p>
+        </w:tc>
+      </w:tr>
+      <w:tr>
+        <w:tc>
+          <w:tcPr>
+            <w:tcW w:type="dxa" w:w="792"/>
+            <w:tcBorders>
+              <w:top w:val="single" w:sz="6" w:color="D9D9E0"/>
+              <w:left w:val="single" w:sz="6" w:color="D9D9E0"/>
+              <w:bottom w:val="single" w:sz="6" w:color="D9D9E0"/>
+              <w:right w:val="single" w:sz="6" w:color="D9D9E0"/>
+            </w:tcBorders>
+          </w:tcPr>
+          <w:p>
+            <w:pPr>
+              <w:spacing w:before="50" w:after="50"/>
+            </w:pPr>
+            <w:r>
+              <w:rPr>
+                <w:sz w:val="15"/>
+              </w:rPr>
+              <w:t>B-29</w:t>
+            </w:r>
+          </w:p>
+        </w:tc>
+        <w:tc>
+          <w:tcPr>
+            <w:tcW w:type="dxa" w:w="2880"/>
+            <w:tcBorders>
+              <w:top w:val="single" w:sz="6" w:color="D9D9E0"/>
+              <w:left w:val="single" w:sz="6" w:color="D9D9E0"/>
+              <w:bottom w:val="single" w:sz="6" w:color="D9D9E0"/>
+              <w:right w:val="single" w:sz="6" w:color="D9D9E0"/>
+            </w:tcBorders>
+          </w:tcPr>
+          <w:p>
+            <w:pPr>
+              <w:spacing w:before="50" w:after="50"/>
+            </w:pPr>
+            <w:r>
+              <w:rPr>
+                <w:sz w:val="15"/>
+              </w:rPr>
+              <w:t>src/api.py implementation (FR-19 FastAPI POST /ticket endpoint; FR-20 healthz + Prometheus /metrics). Discovered missing 2026-08-31: plan v1 named every other component as a backlog item but not the API layer. Not strictly required by any A criterion (A9 covers the harness CLI, not HTTP), but the pack's Setup Guide and architecture assume it.</w:t>
+            </w:r>
+          </w:p>
+        </w:tc>
+        <w:tc>
+          <w:tcPr>
+            <w:tcW w:type="dxa" w:w="1152"/>
+            <w:tcBorders>
+              <w:top w:val="single" w:sz="6" w:color="D9D9E0"/>
+              <w:left w:val="single" w:sz="6" w:color="D9D9E0"/>
+              <w:bottom w:val="single" w:sz="6" w:color="D9D9E0"/>
+              <w:right w:val="single" w:sz="6" w:color="D9D9E0"/>
+            </w:tcBorders>
+          </w:tcPr>
+          <w:p>
+            <w:pPr>
+              <w:spacing w:before="50" w:after="50"/>
+            </w:pPr>
+            <w:r>
+              <w:rPr>
+                <w:sz w:val="15"/>
+              </w:rPr>
+              <w:t>1h</w:t>
+            </w:r>
+          </w:p>
+        </w:tc>
+        <w:tc>
+          <w:tcPr>
+            <w:tcW w:type="dxa" w:w="1008"/>
+            <w:tcBorders>
+              <w:top w:val="single" w:sz="6" w:color="D9D9E0"/>
+              <w:left w:val="single" w:sz="6" w:color="D9D9E0"/>
+              <w:bottom w:val="single" w:sz="6" w:color="D9D9E0"/>
+              <w:right w:val="single" w:sz="6" w:color="D9D9E0"/>
+            </w:tcBorders>
+          </w:tcPr>
+          <w:p>
+            <w:pPr>
+              <w:spacing w:before="50" w:after="50"/>
+            </w:pPr>
+            <w:r>
+              <w:rPr>
+                <w:sz w:val="15"/>
+              </w:rPr>
+              <w:t>SHOULD</w:t>
+            </w:r>
+          </w:p>
+        </w:tc>
+        <w:tc>
+          <w:tcPr>
+            <w:tcW w:type="dxa" w:w="1224"/>
+            <w:tcBorders>
+              <w:top w:val="single" w:sz="6" w:color="D9D9E0"/>
+              <w:left w:val="single" w:sz="6" w:color="D9D9E0"/>
+              <w:bottom w:val="single" w:sz="6" w:color="D9D9E0"/>
+              <w:right w:val="single" w:sz="6" w:color="D9D9E0"/>
+            </w:tcBorders>
+          </w:tcPr>
+          <w:p>
+            <w:pPr>
+              <w:spacing w:before="50" w:after="50"/>
+            </w:pPr>
+            <w:r>
+              <w:rPr>
+                <w:sz w:val="15"/>
+              </w:rPr>
+              <w:t>B-11, B-14, B-15</w:t>
+            </w:r>
+          </w:p>
+        </w:tc>
+        <w:tc>
+          <w:tcPr>
+            <w:tcW w:type="dxa" w:w="2592"/>
+            <w:tcBorders>
+              <w:top w:val="single" w:sz="6" w:color="D9D9E0"/>
+              <w:left w:val="single" w:sz="6" w:color="D9D9E0"/>
+              <w:bottom w:val="single" w:sz="6" w:color="D9D9E0"/>
+              <w:right w:val="single" w:sz="6" w:color="D9D9E0"/>
+            </w:tcBorders>
+          </w:tcPr>
+          <w:p>
+            <w:pPr>
+              <w:spacing w:before="50" w:after="50"/>
+            </w:pPr>
+            <w:r>
+              <w:rPr>
+                <w:sz w:val="15"/>
+              </w:rPr>
+              <w:t>src/api.py exposes POST /ticket accepting a raw ticket JSON, returning a routing decision + reply JSON. GET /healthz checks the model provider, Chroma, and SQLite are reachable. GET /metrics exposes Prometheus counters. Unit test covers the happy path plus a degraded (model unreachable) case; not required by the assessment gate.</w:t>
+            </w:r>
+          </w:p>
+        </w:tc>
+      </w:tr>
+      <w:tr>
+        <w:tc>
+          <w:tcPr>
+            <w:tcW w:type="dxa" w:w="792"/>
+            <w:tcBorders>
+              <w:top w:val="single" w:sz="6" w:color="D9D9E0"/>
+              <w:left w:val="single" w:sz="6" w:color="D9D9E0"/>
+              <w:bottom w:val="single" w:sz="6" w:color="D9D9E0"/>
+              <w:right w:val="single" w:sz="6" w:color="D9D9E0"/>
+            </w:tcBorders>
+          </w:tcPr>
+          <w:p>
+            <w:pPr>
+              <w:spacing w:before="50" w:after="50"/>
+            </w:pPr>
+            <w:r>
+              <w:rPr>
+                <w:sz w:val="15"/>
+              </w:rPr>
+              <w:t>B-30</w:t>
+            </w:r>
+          </w:p>
+        </w:tc>
+        <w:tc>
+          <w:tcPr>
+            <w:tcW w:type="dxa" w:w="2880"/>
+            <w:tcBorders>
+              <w:top w:val="single" w:sz="6" w:color="D9D9E0"/>
+              <w:left w:val="single" w:sz="6" w:color="D9D9E0"/>
+              <w:bottom w:val="single" w:sz="6" w:color="D9D9E0"/>
+              <w:right w:val="single" w:sz="6" w:color="D9D9E0"/>
+            </w:tcBorders>
+          </w:tcPr>
+          <w:p>
+            <w:pPr>
+              <w:spacing w:before="50" w:after="50"/>
+            </w:pPr>
+            <w:r>
+              <w:rPr>
+                <w:sz w:val="15"/>
+              </w:rPr>
+              <w:t>src/index_docs.py: prepend article title + category to each chunk before embedding. Discovered missing 2026-09-02 during code review — the biggest cheap lever on retrieval quality per EV-I2 (customer language vs article titles) was not being used.</w:t>
+            </w:r>
+          </w:p>
+        </w:tc>
+        <w:tc>
+          <w:tcPr>
+            <w:tcW w:type="dxa" w:w="1152"/>
+            <w:tcBorders>
+              <w:top w:val="single" w:sz="6" w:color="D9D9E0"/>
+              <w:left w:val="single" w:sz="6" w:color="D9D9E0"/>
+              <w:bottom w:val="single" w:sz="6" w:color="D9D9E0"/>
+              <w:right w:val="single" w:sz="6" w:color="D9D9E0"/>
+            </w:tcBorders>
+          </w:tcPr>
+          <w:p>
+            <w:pPr>
+              <w:spacing w:before="50" w:after="50"/>
+            </w:pPr>
+            <w:r>
+              <w:rPr>
+                <w:sz w:val="15"/>
+              </w:rPr>
+              <w:t>0.5h (done 2026-09-02)</w:t>
+            </w:r>
+          </w:p>
+        </w:tc>
+        <w:tc>
+          <w:tcPr>
+            <w:tcW w:type="dxa" w:w="1008"/>
+            <w:tcBorders>
+              <w:top w:val="single" w:sz="6" w:color="D9D9E0"/>
+              <w:left w:val="single" w:sz="6" w:color="D9D9E0"/>
+              <w:bottom w:val="single" w:sz="6" w:color="D9D9E0"/>
+              <w:right w:val="single" w:sz="6" w:color="D9D9E0"/>
+            </w:tcBorders>
+          </w:tcPr>
+          <w:p>
+            <w:pPr>
+              <w:spacing w:before="50" w:after="50"/>
+            </w:pPr>
+            <w:r>
+              <w:rPr>
+                <w:sz w:val="15"/>
+              </w:rPr>
+              <w:t>MUST</w:t>
+            </w:r>
+          </w:p>
+        </w:tc>
+        <w:tc>
+          <w:tcPr>
+            <w:tcW w:type="dxa" w:w="1224"/>
+            <w:tcBorders>
+              <w:top w:val="single" w:sz="6" w:color="D9D9E0"/>
+              <w:left w:val="single" w:sz="6" w:color="D9D9E0"/>
+              <w:bottom w:val="single" w:sz="6" w:color="D9D9E0"/>
+              <w:right w:val="single" w:sz="6" w:color="D9D9E0"/>
+            </w:tcBorders>
+          </w:tcPr>
+          <w:p>
+            <w:pPr>
+              <w:spacing w:before="50" w:after="50"/>
+            </w:pPr>
+            <w:r>
+              <w:rPr>
+                <w:sz w:val="15"/>
+              </w:rPr>
+              <w:t>B-02</w:t>
+            </w:r>
+          </w:p>
+        </w:tc>
+        <w:tc>
+          <w:tcPr>
+            <w:tcW w:type="dxa" w:w="2592"/>
+            <w:tcBorders>
+              <w:top w:val="single" w:sz="6" w:color="D9D9E0"/>
+              <w:left w:val="single" w:sz="6" w:color="D9D9E0"/>
+              <w:bottom w:val="single" w:sz="6" w:color="D9D9E0"/>
+              <w:right w:val="single" w:sz="6" w:color="D9D9E0"/>
+            </w:tcBorders>
+          </w:tcPr>
+          <w:p>
+            <w:pPr>
+              <w:spacing w:before="50" w:after="50"/>
+            </w:pPr>
+            <w:r>
+              <w:rPr>
+                <w:sz w:val="15"/>
+              </w:rPr>
+              <w:t>src/index_docs.py rebuilt to prepend '**&lt;title&gt;** (&lt;category&gt;)' before each chunk. Raw chunk preserved in metadata.chunk_text. store.persist() call removed (deprecated in chromadb 0.4.22). Re-measured d02_retrieval_check.py and recorded verdict in workbooks/b30_findings.md. Result: dense hit@3 91.0% -&gt; 95.2%; onboarding hit@3 60% -&gt; 90%; tier gap 8pp -&gt; 1.4pp. Cascaded downstream updates: PRD NFR-01a v3, Open Q2 supersede, Open Q6 downgrade, B-05 cut, D-04 ADR now writable.</w:t>
+            </w:r>
+          </w:p>
+        </w:tc>
+      </w:tr>
     </w:tbl>
     <w:p>
       <w:pPr>
@@ -4821,7 +5223,7 @@
               <w:rPr>
                 <w:sz w:val="17"/>
               </w:rPr>
-              <w:t>Sprint plan finalised. Git push + CI green (blocking today). B-07 D-02 check run and findings written. B-03 PR-CLASSIFY-01 drafted with three test cases.</w:t>
+              <w:t>Sprint plan finalised. Git push + CI green after fixes (flake8 + Node 24 actions). B-07 D-02 revisit check run: dense hit@3 = 91.0%, D-02 stands. B-03 PR-CLASSIFY-01 drafted with three test cases; corrected to v1.1 after T-01 body verbatim fix and Input Scope section added; then v1.2 plain-language pass. Data Fidelity discipline added to capstone-conventions skill. Stage 5 PRD revision log rewritten from 4 non-substantive rows to 5 real v1→v2 requirement revisions + 7 assumptions + 3 held decisions. PRD bumped to v2 rolling. B-04 (src/classify.py) PULLED FORWARD from Tuesday: implemented with pluggable model call; 16 pytest cases pass; flake8 clean. Plan gap discovered: src/ingest.py wasn't scheduled — added as B-28 (see below).</w:t>
             </w:r>
           </w:p>
         </w:tc>
@@ -4843,7 +5245,7 @@
               <w:rPr>
                 <w:sz w:val="17"/>
               </w:rPr>
-              <w:t>8h</w:t>
+              <w:t>~14h actual</w:t>
             </w:r>
           </w:p>
         </w:tc>
@@ -4865,7 +5267,7 @@
               <w:rPr>
                 <w:sz w:val="17"/>
               </w:rPr>
-              <w:t>Git push auth may take longer than 1h if new PAT setup goes wrong; if so, deprioritise B-03 to Tue AM.</w:t>
+              <w:t>OVER BUDGET by ~6h. Discipline and rework overhead on documentation quality (revision log rewrite, plain-language pass) accounts for ~4h; pulling B-04 forward accounts for ~2h. Root cause: discovered mid-day that Stage 5 log entries didn't meet the pack's substantive-revision bar. Correction absorbed.</w:t>
             </w:r>
           </w:p>
         </w:tc>
@@ -4913,7 +5315,7 @@
               <w:rPr>
                 <w:sz w:val="17"/>
               </w:rPr>
-              <w:t>B-04 src/classify.py complete + pytest green. B-05 decision made (query rewrite in or out based on B-07). B-06 src/retrieve.py complete + pytest green.</w:t>
+              <w:t>B-28 src/ingest.py + pytest green (1.5h; pulled in as morning task after yesterday's plan-gap discovery). B-06 src/retrieve.py + pytest green (2h). B-05 PR-RETRIEVE-01 written for onboarding only (per B-07 findings — 2h, SHOULD priority). B-04 was pulled to Monday evening; freed 3h for B-28 and buffer.</w:t>
             </w:r>
           </w:p>
         </w:tc>
@@ -4936,7 +5338,7 @@
               <w:rPr>
                 <w:sz w:val="17"/>
               </w:rPr>
-              <w:t>8h</w:t>
+              <w:t>~7h</w:t>
             </w:r>
           </w:p>
         </w:tc>
@@ -4959,7 +5361,7 @@
               <w:rPr>
                 <w:sz w:val="17"/>
               </w:rPr>
-              <w:t>If dense hit@3 (B-07) came in below TF-IDF, D-02 supersession ADR eats time from B-05.</w:t>
+              <w:t>B-28 estimate is honest but four-channel normalisers can surface edge cases not covered in the dev set (unusual chars). If ingest slips more than 30 min, defer B-05 to Wed AM — it's SHOULD not MUST.</w:t>
             </w:r>
           </w:p>
         </w:tc>
@@ -5005,7 +5407,7 @@
               <w:rPr>
                 <w:sz w:val="17"/>
               </w:rPr>
-              <w:t>B-09 PR-GENERATE-01 drafted with injection test. B-10 PR-GENERATE-02 drafted. B-11 src/generate.py + Self-RAG groundedness inline (part 1).</w:t>
+              <w:t>B-30 (src/index_docs.py title-prepending) done in ~30 min and re-measured — dense hit@3 91.0% -&gt; 95.2%, onboarding 60% -&gt; 90%. Downstream: PRD NFR-01a v3 (hit@5 per-intent floor), Open Q2 answered (B-05 cut), Open Q6 downgraded, Stage 5 revision log entry, D-02 ADR strengthened, D-04 ADR (B-08) can now be written on the fuller picture.</w:t>
             </w:r>
           </w:p>
         </w:tc>
@@ -5027,7 +5429,7 @@
               <w:rPr>
                 <w:sz w:val="17"/>
               </w:rPr>
-              <w:t>8h</w:t>
+              <w:t>~2h so far today</w:t>
             </w:r>
           </w:p>
         </w:tc>
@@ -6017,7 +6419,7 @@
               <w:rPr>
                 <w:sz w:val="16"/>
               </w:rPr>
-              <w:t>B-05 PR-RETRIEVE-01 query rewriting for the four low-hit intents</w:t>
+              <w:t>B-29 src/api.py (FastAPI + /healthz + /metrics endpoints)</w:t>
             </w:r>
           </w:p>
         </w:tc>
@@ -6061,7 +6463,7 @@
               <w:rPr>
                 <w:sz w:val="16"/>
               </w:rPr>
-              <w:t>The four intents (onboarding, auth_failure, integration_help, api_key_issue) are 4-5% of volume combined. Losing 5-15pp on their hit@3 costs less than 1pp on overall FCR. TF-IDF baseline of 93.6% is well above the NFR-01a floor of 90%.</w:t>
+              <w:t>No HTTP endpoint. Harness (evaluation/harness.py) still runs from the CLI, satisfies A9 unchanged. Marks assuming an API-first architecture would be lost.</w:t>
             </w:r>
           </w:p>
         </w:tc>
@@ -6083,7 +6485,7 @@
               <w:rPr>
                 <w:sz w:val="16"/>
               </w:rPr>
-              <w:t>Retrieval quality on the four low-hit intents is a known limitation and left for future work. The overall NFR-01a target is met by the base retriever.</w:t>
+              <w:t>src/api.py was scheduled as a SHOULD backlog item (B-29). Without it the system runs via the harness CLI, which is what the assessment gate uses. If time permits post-submission, the FastAPI wrapper is a straightforward addition.</w:t>
             </w:r>
           </w:p>
         </w:tc>
@@ -6108,7 +6510,7 @@
               <w:rPr>
                 <w:sz w:val="16"/>
               </w:rPr>
-              <w:t>B-18 judge calibration set at full 50 samples</w:t>
+              <w:t>B-05 PR-RETRIEVE-01 query rewriting for onboarding intent</w:t>
             </w:r>
           </w:p>
         </w:tc>
@@ -6131,7 +6533,7 @@
               <w:rPr>
                 <w:sz w:val="16"/>
               </w:rPr>
-              <w:t>2nd to go</w:t>
+              <w:t>CUT 2026-09-02</w:t>
             </w:r>
           </w:p>
         </w:tc>
@@ -6154,7 +6556,7 @@
               <w:rPr>
                 <w:sz w:val="16"/>
               </w:rPr>
-              <w:t>Judge would still run at 20-30 samples but Spearman confidence widens. NFR-01b measurement error rises but the mechanism still works.</w:t>
+              <w:t>No consequence — B-30 (title-prepending) took the onboarding intent from 60% to 90% hit@3, removing the need for query rewriting entirely.</w:t>
             </w:r>
           </w:p>
         </w:tc>
@@ -6177,7 +6579,7 @@
               <w:rPr>
                 <w:sz w:val="16"/>
               </w:rPr>
-              <w:t>Judge calibration set is 20 samples rather than 50; agreement metric reported with wider confidence interval; scoping decision documented in Stage 5 revision log.</w:t>
+              <w:t>PR-RETRIEVE-01 was not written. The problem it was designed to solve (onboarding retrieval below 75% hit@3 floor) no longer exists after B-30 improved onboarding to 90% hit@3.</w:t>
             </w:r>
           </w:p>
         </w:tc>
@@ -6201,7 +6603,7 @@
               <w:rPr>
                 <w:sz w:val="16"/>
               </w:rPr>
-              <w:t>B-24 fairness audit at full 3-dimensional segmentation</w:t>
+              <w:t>B-18 judge calibration (50 hand-scored triples)</w:t>
             </w:r>
           </w:p>
         </w:tc>
@@ -6245,7 +6647,7 @@
               <w:rPr>
                 <w:sz w:val="16"/>
               </w:rPr>
-              <w:t>Reduce from language_fluency x tier x region to language_fluency and tier only. Governance requirement still met; region segment covered only in aggregate.</w:t>
+              <w:t>Judge scores at face value; no human anchor. Threat to internal validity.</w:t>
             </w:r>
           </w:p>
         </w:tc>
@@ -6267,7 +6669,7 @@
               <w:rPr>
                 <w:sz w:val="16"/>
               </w:rPr>
-              <w:t>Fairness audit covers the two segments the discovery evidence flagged most strongly (Sofia on fluency, Ravi on tier). Region-level segmentation is documented as future work.</w:t>
+              <w:t>Judge calibration is called out in the evaluation section as a limitation; the three-dimensional rubric partly mitigates the concern.</w:t>
             </w:r>
           </w:p>
         </w:tc>
@@ -6654,7 +7056,7 @@
               <w:rPr>
                 <w:sz w:val="16"/>
               </w:rPr>
-              <w:t>(fill Tue AM)</w:t>
+              <w:t>Environment setup (B-01), Chroma index build (B-02), PR-CLASSIFY-01 drafted (B-03), capstone skills v1, five ADRs (D-01 through D-06), Stage 1 workbook, PRD v1, traceability_audit.py, sequencing-discipline skill update, effort log Wk1 populated.</w:t>
             </w:r>
           </w:p>
         </w:tc>
@@ -6676,7 +7078,7 @@
               <w:rPr>
                 <w:sz w:val="16"/>
               </w:rPr>
-              <w:t>Sprint finalised; git push; D-02 check; PR-CLASSIFY-01.</w:t>
+              <w:t>Git push + CI green after ci.yml + eval-script flake8 fixes. B-07 D-02 revisit check run and findings written. Data Fidelity rule added to skill after PR-CLASSIFY-01 T-01 body paraphrase caught. Stage 5 revision log rewritten from 4 non-substantive rows to 5 real v1→v2 requirement revisions plus 7 assumptions plus 3 held decisions. PRD bumped to v2 rolling (FR-04 + NFR-01a + NFR-05 revised, FR-25 added, Open Q1/Q2 answered, Q6 raised). Plain-language pass across 8 artefacts. B-04 src/classify.py pulled forward from Tuesday and complete (16 pytest cases green). Plan gap discovered: ingest.py not on the plan — added as B-28. Sprint plan updated (this file).</w:t>
             </w:r>
           </w:p>
         </w:tc>
@@ -6698,6 +7100,7 @@
               <w:rPr>
                 <w:sz w:val="16"/>
               </w:rPr>
+              <w:t>None</w:t>
             </w:r>
           </w:p>
         </w:tc>
@@ -6722,7 +7125,7 @@
               <w:rPr>
                 <w:sz w:val="16"/>
               </w:rPr>
-              <w:t>2026-09-01 (Tue)</w:t>
+              <w:t>2026-09-01 (Tue) — planned</w:t>
             </w:r>
           </w:p>
         </w:tc>
@@ -6745,6 +7148,7 @@
               <w:rPr>
                 <w:sz w:val="16"/>
               </w:rPr>
+              <w:t>(fill Wed AM)</w:t>
             </w:r>
           </w:p>
         </w:tc>
@@ -6767,6 +7171,7 @@
               <w:rPr>
                 <w:sz w:val="16"/>
               </w:rPr>
+              <w:t>B-28 src/ingest.py implementation (morning). B-06 src/retrieve.py implementation. B-05 PR-RETRIEVE-01 written for onboarding only. Buffer time for any B-28 slippage.</w:t>
             </w:r>
           </w:p>
         </w:tc>
@@ -6789,6 +7194,7 @@
               <w:rPr>
                 <w:sz w:val="16"/>
               </w:rPr>
+              <w:t>-</w:t>
             </w:r>
           </w:p>
         </w:tc>

--- a/workbooks/Stage_4_Sprint_Plan.docx
+++ b/workbooks/Stage_4_Sprint_Plan.docx
@@ -7240,6 +7240,7 @@
               <w:rPr>
                 <w:sz w:val="16"/>
               </w:rPr>
+              <w:t>B-08 D-04 final chunking ADR written (docs/adr/D-04-chunking.md). B-30 title+category prepending measured and applied to src/index_docs.py (workbooks/b30_findings.md). FR-25 removed after a Data Fidelity check during B-28 found 0 of 78 docs_comment tickets carry any article reference. NFR-01a revised to v3 on the B-30 evidence.</w:t>
             </w:r>
           </w:p>
         </w:tc>
@@ -7261,6 +7262,7 @@
               <w:rPr>
                 <w:sz w:val="16"/>
               </w:rPr>
+              <w:t>As left column. NOTE (entered retrospectively 2026-09-03 from artefact dates, not on the day): Table 4 scheduled B-09 and B-10 for this date. The day went to B-08, B-30 and the FR-25 data check instead; B-09 slipped to Thu 3 Sep and B-10 has not started.</w:t>
             </w:r>
           </w:p>
         </w:tc>
@@ -7282,6 +7284,7 @@
               <w:rPr>
                 <w:sz w:val="16"/>
               </w:rPr>
+              <w:t>None recorded.</w:t>
             </w:r>
           </w:p>
         </w:tc>
@@ -7329,6 +7332,7 @@
               <w:rPr>
                 <w:sz w:val="16"/>
               </w:rPr>
+              <w:t>B-06 review found a critical retrieval defect: the Chroma collection carried no hnsw:space, so LangChain scored with the l2 formula (1.0 - distance/sqrt(2)) on un-normalised MiniLM vectors, giving scores of -0.094 to 0.650. The uncalibrated 0.35 floor then cut hit@3 from 94.1% to 52.4%, leaving 151 of 357 answerable tickets with zero passages — NFR-01a's 90% floor missed by ~38pp. Cause was that the measurement (d02_retrieval_check.py) used similarity_search with no scores and no threshold, so it never covered the shipped path. Fixed as D-02a: cosine space, threshold 0.25 set by sweep; index rebuilt; hit@3 now 94.1% measured THROUGH retrieve(). Also in retrieve.py: A11 (malformed metadata no longer escapes), A6 (uncitable passages dropped), A8 (ticket_id now required), explicit sort, and a distance-space guard. B-28 rework: JSON null no longer becomes the string 'None', bare CR handled, unicode test de-fragilised; FR-01 revised to v2 (labels.* no longer required on the Ticket). D-03b written (decision-log write-failure policy).</w:t>
             </w:r>
           </w:p>
         </w:tc>
@@ -7351,6 +7355,7 @@
               <w:rPr>
                 <w:sz w:val="16"/>
               </w:rPr>
+              <w:t>B-09 closed: PR-GENERATE-01 rewritten v1.0.0 -&gt; v2.0. The v1.0.0 draft was unloadable by src/prompt_loader.py (wrong section headings), used a schema that did not match FR-13 (missing 'confidence' entirely), cited filename/page fields the corpus does not have so every citation would have been fabricated, and named the wrong FRs. Five test cases now, four on verbatim dev tickets. B-10 NOT started.</w:t>
             </w:r>
           </w:p>
         </w:tc>
@@ -7373,6 +7378,7 @@
               <w:rPr>
                 <w:sz w:val="16"/>
               </w:rPr>
+              <w:t>PRD Table 9 Q7 — the FR-GUARD-01..04 scope decision. B-10's design depends on whether FR-GUARD-04 owns the low-retrieval-confidence case, so B-10 is held until Q7 is answered.</w:t>
             </w:r>
           </w:p>
         </w:tc>

--- a/workbooks/Stage_4_Sprint_Plan.docx
+++ b/workbooks/Stage_4_Sprint_Plan.docx
@@ -669,7 +669,7 @@
               <w:rPr>
                 <w:sz w:val="17"/>
               </w:rPr>
-              <w:t>Governance + report + video + submission. Submit Sat 13 before 23:59 (time zone open per PRD Open Q4).</w:t>
+              <w:t>Governance + report + video + submission. Submission moved to Sun 20 Sep 23:59 (was Sat 13 Sep; time zone still open per PRD Open Q4).</w:t>
             </w:r>
           </w:p>
         </w:tc>
@@ -4625,7 +4625,7 @@
               <w:rPr>
                 <w:sz w:val="15"/>
               </w:rPr>
-              <w:t>FirstnameLastname_Capstone_Submission.zip with four folders (Video/Report/Workbooks/Source_Code). Uploaded before 13 Sep 23:59 (time zone: assumption; open Q4 in PRD).</w:t>
+              <w:t>FirstnameLastname_Capstone_Submission.zip with four folders (Video/Report/Workbooks/Source_Code). Uploaded before 20 Sep 23:59 (moved from 13 Sep) (time zone: assumption; open Q4 in PRD).</w:t>
             </w:r>
           </w:p>
         </w:tc>
@@ -7909,6 +7909,96 @@
               <w:rPr>
                 <w:sz w:val="16"/>
               </w:rPr>
+            </w:r>
+          </w:p>
+        </w:tc>
+      </w:tr>
+      <w:tr>
+        <w:tc>
+          <w:tcPr>
+            <w:tcW w:type="dxa" w:w="1296"/>
+            <w:tcBorders>
+              <w:top w:val="single" w:sz="6" w:color="D9D9E0"/>
+              <w:left w:val="single" w:sz="6" w:color="D9D9E0"/>
+              <w:bottom w:val="single" w:sz="6" w:color="D9D9E0"/>
+              <w:right w:val="single" w:sz="6" w:color="D9D9E0"/>
+            </w:tcBorders>
+          </w:tcPr>
+          <w:p>
+            <w:pPr>
+              <w:spacing w:before="50" w:after="50"/>
+            </w:pPr>
+            <w:r>
+              <w:rPr>
+                <w:sz w:val="16"/>
+              </w:rPr>
+              <w:t>2026-09-17 (Thu)</w:t>
+            </w:r>
+          </w:p>
+        </w:tc>
+        <w:tc>
+          <w:tcPr>
+            <w:tcW w:type="dxa" w:w="3168"/>
+            <w:tcBorders>
+              <w:top w:val="single" w:sz="6" w:color="D9D9E0"/>
+              <w:left w:val="single" w:sz="6" w:color="D9D9E0"/>
+              <w:bottom w:val="single" w:sz="6" w:color="D9D9E0"/>
+              <w:right w:val="single" w:sz="6" w:color="D9D9E0"/>
+            </w:tcBorders>
+          </w:tcPr>
+          <w:p>
+            <w:pPr>
+              <w:spacing w:before="50" w:after="50"/>
+            </w:pPr>
+            <w:r>
+              <w:rPr>
+                <w:sz w:val="16"/>
+              </w:rPr>
+              <w:t>Covers 13-17 Sep from git history; the 7-12 Sep check-ins were not filled in. Guardrail fixes: PII check no longer blocks on its own citation markers; fail-safe blocks reported separately from real findings; citation markers stripped from customer replies; an unidentified intent never auto-responds; answer-relevance guardrail added. PR-GENERATE-01 v3.1 rejected by the pre-registered A/B; v2.0 kept. B-21 gate re-run clean on OpenAI, 80 tickets (14 Sep), and again with a Gemini guardrail judge (15 Sep). B-24 fairness audit run. B-17 PR-EVAL-JUDGE-01 v1.1 written. B-18 50 items scored blind; judge NOT trusted (pooled Spearman 0.35 against the 0.70 floor). Retrieval eval: hit@k, MRR, NDCG, recall@k by intent; citation precision/recall added to the harness report.</w:t>
+            </w:r>
+          </w:p>
+        </w:tc>
+        <w:tc>
+          <w:tcPr>
+            <w:tcW w:type="dxa" w:w="3168"/>
+            <w:tcBorders>
+              <w:top w:val="single" w:sz="6" w:color="D9D9E0"/>
+              <w:left w:val="single" w:sz="6" w:color="D9D9E0"/>
+              <w:bottom w:val="single" w:sz="6" w:color="D9D9E0"/>
+              <w:right w:val="single" w:sz="6" w:color="D9D9E0"/>
+            </w:tcBorders>
+          </w:tcPr>
+          <w:p>
+            <w:pPr>
+              <w:spacing w:before="50" w:after="50"/>
+            </w:pPr>
+            <w:r>
+              <w:rPr>
+                <w:sz w:val="16"/>
+              </w:rPr>
+              <w:t>Submission deadline moved to Sun 20 Sep 23:59 (time zone still open, PRD Open Q4). Remaining order: B-22 close (Stage 5 entries since 12 Sep, the four reflection questions, traceability audit), then B-23 governance framework, B-25 report, B-26 video, B-27 packaging; about 22h of estimated work. B-29 src/api.py stays first to cut.</w:t>
+            </w:r>
+          </w:p>
+        </w:tc>
+        <w:tc>
+          <w:tcPr>
+            <w:tcW w:type="dxa" w:w="2016"/>
+            <w:tcBorders>
+              <w:top w:val="single" w:sz="6" w:color="D9D9E0"/>
+              <w:left w:val="single" w:sz="6" w:color="D9D9E0"/>
+              <w:bottom w:val="single" w:sz="6" w:color="D9D9E0"/>
+              <w:right w:val="single" w:sz="6" w:color="D9D9E0"/>
+            </w:tcBorders>
+          </w:tcPr>
+          <w:p>
+            <w:pPr>
+              <w:spacing w:before="50" w:after="50"/>
+            </w:pPr>
+            <w:r>
+              <w:rPr>
+                <w:sz w:val="16"/>
+              </w:rPr>
+              <w:t>None</w:t>
             </w:r>
           </w:p>
         </w:tc>
